--- a/project_documents/documentation/RetailMart_V3_Sales_Customer_Operations_Deliverable.docx
+++ b/project_documents/documentation/RetailMart_V3_Sales_Customer_Operations_Deliverable.docx
@@ -23,19 +23,19 @@
         <w:rPr>
           <w:b/>
           <w:color w:val="0F172A"/>
-          <w:sz w:val="44"/>
+          <w:sz w:val="40"/>
         </w:rPr>
         <w:t>Sales, Customer &amp; Operations Analytics Deliverable</w:t>
       </w:r>
     </w:p>
     <w:p>
       <w:pPr>
-        <w:spacing w:after="320"/>
+        <w:spacing w:after="280"/>
       </w:pPr>
       <w:r>
         <w:rPr>
           <w:color w:val="64748B"/>
-          <w:sz w:val="22"/>
+          <w:sz w:val="21"/>
         </w:rPr>
         <w:t>Domain Suite 2: Commercial Revenue, RFM Behavioral Segmentation &amp; Manufacturing Quality</w:t>
       </w:r>
@@ -48,9 +48,9 @@
         <w:rPr>
           <w:b/>
           <w:color w:val="1E293B"/>
-          <w:sz w:val="28"/>
+          <w:sz w:val="26"/>
         </w:rPr>
-        <w:t>Headline Key Performance Indicators</w:t>
+        <w:t>Headline Key Performance Indicators (12 KPIs)</w:t>
       </w:r>
     </w:p>
     <w:tbl>
@@ -71,10 +71,10 @@
             <w:tcW w:type="dxa" w:w="2880"/>
             <w:shd w:fill="0F172A"/>
             <w:tcMar>
-              <w:top w:w="120" w:type="dxa"/>
-              <w:bottom w:w="120" w:type="dxa"/>
-              <w:left w:w="140" w:type="dxa"/>
-              <w:right w:w="140" w:type="dxa"/>
+              <w:top w:w="100" w:type="dxa"/>
+              <w:bottom w:w="100" w:type="dxa"/>
+              <w:left w:w="120" w:type="dxa"/>
+              <w:right w:w="120" w:type="dxa"/>
             </w:tcMar>
           </w:tcPr>
           <w:p>
@@ -85,9 +85,9 @@
               <w:rPr>
                 <w:b/>
                 <w:color w:val="FFFFFF"/>
-                <w:sz w:val="18"/>
+                <w:sz w:val="17"/>
               </w:rPr>
-              <w:t>KPI Name</w:t>
+              <w:t>KPI Title</w:t>
             </w:r>
           </w:p>
         </w:tc>
@@ -96,10 +96,10 @@
             <w:tcW w:type="dxa" w:w="2880"/>
             <w:shd w:fill="0F172A"/>
             <w:tcMar>
-              <w:top w:w="120" w:type="dxa"/>
-              <w:bottom w:w="120" w:type="dxa"/>
-              <w:left w:w="140" w:type="dxa"/>
-              <w:right w:w="140" w:type="dxa"/>
+              <w:top w:w="100" w:type="dxa"/>
+              <w:bottom w:w="100" w:type="dxa"/>
+              <w:left w:w="120" w:type="dxa"/>
+              <w:right w:w="120" w:type="dxa"/>
             </w:tcMar>
           </w:tcPr>
           <w:p>
@@ -110,7 +110,7 @@
               <w:rPr>
                 <w:b/>
                 <w:color w:val="FFFFFF"/>
-                <w:sz w:val="18"/>
+                <w:sz w:val="17"/>
               </w:rPr>
               <w:t>Performance Value</w:t>
             </w:r>
@@ -121,10 +121,10 @@
             <w:tcW w:type="dxa" w:w="2880"/>
             <w:shd w:fill="0F172A"/>
             <w:tcMar>
-              <w:top w:w="120" w:type="dxa"/>
-              <w:bottom w:w="120" w:type="dxa"/>
-              <w:left w:w="140" w:type="dxa"/>
-              <w:right w:w="140" w:type="dxa"/>
+              <w:top w:w="100" w:type="dxa"/>
+              <w:bottom w:w="100" w:type="dxa"/>
+              <w:left w:w="120" w:type="dxa"/>
+              <w:right w:w="120" w:type="dxa"/>
             </w:tcMar>
           </w:tcPr>
           <w:p>
@@ -135,9 +135,9 @@
               <w:rPr>
                 <w:b/>
                 <w:color w:val="FFFFFF"/>
-                <w:sz w:val="18"/>
+                <w:sz w:val="17"/>
               </w:rPr>
-              <w:t>Operational Context</w:t>
+              <w:t>Operational Subtext</w:t>
             </w:r>
           </w:p>
         </w:tc>
@@ -148,17 +148,17 @@
             <w:tcW w:type="dxa" w:w="2880"/>
             <w:shd w:fill="FFFFFF"/>
             <w:tcMar>
-              <w:top w:w="80" w:type="dxa"/>
-              <w:bottom w:w="80" w:type="dxa"/>
-              <w:left w:w="140" w:type="dxa"/>
-              <w:right w:w="140" w:type="dxa"/>
+              <w:top w:w="70" w:type="dxa"/>
+              <w:bottom w:w="70" w:type="dxa"/>
+              <w:left w:w="120" w:type="dxa"/>
+              <w:right w:w="120" w:type="dxa"/>
             </w:tcMar>
           </w:tcPr>
           <w:p>
             <w:r>
               <w:rPr>
                 <w:color w:val="334155"/>
-                <w:sz w:val="17"/>
+                <w:sz w:val="16"/>
               </w:rPr>
               <w:t>Delivered Net Revenue</w:t>
             </w:r>
@@ -169,17 +169,17 @@
             <w:tcW w:type="dxa" w:w="2880"/>
             <w:shd w:fill="FFFFFF"/>
             <w:tcMar>
-              <w:top w:w="80" w:type="dxa"/>
-              <w:bottom w:w="80" w:type="dxa"/>
-              <w:left w:w="140" w:type="dxa"/>
-              <w:right w:w="140" w:type="dxa"/>
+              <w:top w:w="70" w:type="dxa"/>
+              <w:bottom w:w="70" w:type="dxa"/>
+              <w:left w:w="120" w:type="dxa"/>
+              <w:right w:w="120" w:type="dxa"/>
             </w:tcMar>
           </w:tcPr>
           <w:p>
             <w:r>
               <w:rPr>
                 <w:color w:val="334155"/>
-                <w:sz w:val="17"/>
+                <w:sz w:val="16"/>
               </w:rPr>
               <w:t>₹676.95 Cr</w:t>
             </w:r>
@@ -190,19 +190,19 @@
             <w:tcW w:type="dxa" w:w="2880"/>
             <w:shd w:fill="FFFFFF"/>
             <w:tcMar>
-              <w:top w:w="80" w:type="dxa"/>
-              <w:bottom w:w="80" w:type="dxa"/>
-              <w:left w:w="140" w:type="dxa"/>
-              <w:right w:w="140" w:type="dxa"/>
+              <w:top w:w="70" w:type="dxa"/>
+              <w:bottom w:w="70" w:type="dxa"/>
+              <w:left w:w="120" w:type="dxa"/>
+              <w:right w:w="120" w:type="dxa"/>
             </w:tcMar>
           </w:tcPr>
           <w:p>
             <w:r>
               <w:rPr>
                 <w:color w:val="334155"/>
-                <w:sz w:val="17"/>
+                <w:sz w:val="16"/>
               </w:rPr>
-              <w:t>₹6,769,536,004 across 82,540 orders</w:t>
+              <w:t>₹6,769,536,004 (82,540 fulfilled orders)</w:t>
             </w:r>
           </w:p>
         </w:tc>
@@ -213,19 +213,19 @@
             <w:tcW w:type="dxa" w:w="2880"/>
             <w:shd w:fill="F8FAFC"/>
             <w:tcMar>
-              <w:top w:w="80" w:type="dxa"/>
-              <w:bottom w:w="80" w:type="dxa"/>
-              <w:left w:w="140" w:type="dxa"/>
-              <w:right w:w="140" w:type="dxa"/>
+              <w:top w:w="70" w:type="dxa"/>
+              <w:bottom w:w="70" w:type="dxa"/>
+              <w:left w:w="120" w:type="dxa"/>
+              <w:right w:w="120" w:type="dxa"/>
             </w:tcMar>
           </w:tcPr>
           <w:p>
             <w:r>
               <w:rPr>
                 <w:color w:val="334155"/>
-                <w:sz w:val="17"/>
+                <w:sz w:val="16"/>
               </w:rPr>
-              <w:t>Average Order Value</w:t>
+              <w:t>Gross Catalog Value</w:t>
             </w:r>
           </w:p>
         </w:tc>
@@ -234,19 +234,19 @@
             <w:tcW w:type="dxa" w:w="2880"/>
             <w:shd w:fill="F8FAFC"/>
             <w:tcMar>
-              <w:top w:w="80" w:type="dxa"/>
-              <w:bottom w:w="80" w:type="dxa"/>
-              <w:left w:w="140" w:type="dxa"/>
-              <w:right w:w="140" w:type="dxa"/>
+              <w:top w:w="70" w:type="dxa"/>
+              <w:bottom w:w="70" w:type="dxa"/>
+              <w:left w:w="120" w:type="dxa"/>
+              <w:right w:w="120" w:type="dxa"/>
             </w:tcMar>
           </w:tcPr>
           <w:p>
             <w:r>
               <w:rPr>
                 <w:color w:val="334155"/>
-                <w:sz w:val="17"/>
+                <w:sz w:val="16"/>
               </w:rPr>
-              <w:t>₹82,015</w:t>
+              <w:t>₹701.23 Cr</w:t>
             </w:r>
           </w:p>
         </w:tc>
@@ -255,19 +255,19 @@
             <w:tcW w:type="dxa" w:w="2880"/>
             <w:shd w:fill="F8FAFC"/>
             <w:tcMar>
-              <w:top w:w="80" w:type="dxa"/>
-              <w:bottom w:w="80" w:type="dxa"/>
-              <w:left w:w="140" w:type="dxa"/>
-              <w:right w:w="140" w:type="dxa"/>
+              <w:top w:w="70" w:type="dxa"/>
+              <w:bottom w:w="70" w:type="dxa"/>
+              <w:left w:w="120" w:type="dxa"/>
+              <w:right w:w="120" w:type="dxa"/>
             </w:tcMar>
           </w:tcPr>
           <w:p>
             <w:r>
               <w:rPr>
                 <w:color w:val="334155"/>
-                <w:sz w:val="17"/>
+                <w:sz w:val="16"/>
               </w:rPr>
-              <w:t>Delivered basket size</w:t>
+              <w:t>Gross revenue before markdowns</w:t>
             </w:r>
           </w:p>
         </w:tc>
@@ -278,19 +278,19 @@
             <w:tcW w:type="dxa" w:w="2880"/>
             <w:shd w:fill="FFFFFF"/>
             <w:tcMar>
-              <w:top w:w="80" w:type="dxa"/>
-              <w:bottom w:w="80" w:type="dxa"/>
-              <w:left w:w="140" w:type="dxa"/>
-              <w:right w:w="140" w:type="dxa"/>
+              <w:top w:w="70" w:type="dxa"/>
+              <w:bottom w:w="70" w:type="dxa"/>
+              <w:left w:w="120" w:type="dxa"/>
+              <w:right w:w="120" w:type="dxa"/>
             </w:tcMar>
           </w:tcPr>
           <w:p>
             <w:r>
               <w:rPr>
                 <w:color w:val="334155"/>
-                <w:sz w:val="17"/>
+                <w:sz w:val="16"/>
               </w:rPr>
-              <w:t>Active Master Buyers</w:t>
+              <w:t>Absorbed Discounts</w:t>
             </w:r>
           </w:p>
         </w:tc>
@@ -299,19 +299,19 @@
             <w:tcW w:type="dxa" w:w="2880"/>
             <w:shd w:fill="FFFFFF"/>
             <w:tcMar>
-              <w:top w:w="80" w:type="dxa"/>
-              <w:bottom w:w="80" w:type="dxa"/>
-              <w:left w:w="140" w:type="dxa"/>
-              <w:right w:w="140" w:type="dxa"/>
+              <w:top w:w="70" w:type="dxa"/>
+              <w:bottom w:w="70" w:type="dxa"/>
+              <w:left w:w="120" w:type="dxa"/>
+              <w:right w:w="120" w:type="dxa"/>
             </w:tcMar>
           </w:tcPr>
           <w:p>
             <w:r>
               <w:rPr>
                 <w:color w:val="334155"/>
-                <w:sz w:val="17"/>
+                <w:sz w:val="16"/>
               </w:rPr>
-              <w:t>40,380</w:t>
+              <w:t>₹24.27 Cr</w:t>
             </w:r>
           </w:p>
         </w:tc>
@@ -320,19 +320,19 @@
             <w:tcW w:type="dxa" w:w="2880"/>
             <w:shd w:fill="FFFFFF"/>
             <w:tcMar>
-              <w:top w:w="80" w:type="dxa"/>
-              <w:bottom w:w="80" w:type="dxa"/>
-              <w:left w:w="140" w:type="dxa"/>
-              <w:right w:w="140" w:type="dxa"/>
+              <w:top w:w="70" w:type="dxa"/>
+              <w:bottom w:w="70" w:type="dxa"/>
+              <w:left w:w="120" w:type="dxa"/>
+              <w:right w:w="120" w:type="dxa"/>
             </w:tcMar>
           </w:tcPr>
           <w:p>
             <w:r>
               <w:rPr>
                 <w:color w:val="334155"/>
-                <w:sz w:val="17"/>
+                <w:sz w:val="16"/>
               </w:rPr>
-              <w:t>80.8% penetration of 50,000 base</w:t>
+              <w:t>3.46% promotional discount rate</w:t>
             </w:r>
           </w:p>
         </w:tc>
@@ -343,19 +343,19 @@
             <w:tcW w:type="dxa" w:w="2880"/>
             <w:shd w:fill="F8FAFC"/>
             <w:tcMar>
-              <w:top w:w="80" w:type="dxa"/>
-              <w:bottom w:w="80" w:type="dxa"/>
-              <w:left w:w="140" w:type="dxa"/>
-              <w:right w:w="140" w:type="dxa"/>
+              <w:top w:w="70" w:type="dxa"/>
+              <w:bottom w:w="70" w:type="dxa"/>
+              <w:left w:w="120" w:type="dxa"/>
+              <w:right w:w="120" w:type="dxa"/>
             </w:tcMar>
           </w:tcPr>
           <w:p>
             <w:r>
               <w:rPr>
                 <w:color w:val="334155"/>
-                <w:sz w:val="17"/>
+                <w:sz w:val="16"/>
               </w:rPr>
-              <w:t>Champions Segment</w:t>
+              <w:t>Average Order Value (AOV)</w:t>
             </w:r>
           </w:p>
         </w:tc>
@@ -364,19 +364,19 @@
             <w:tcW w:type="dxa" w:w="2880"/>
             <w:shd w:fill="F8FAFC"/>
             <w:tcMar>
-              <w:top w:w="80" w:type="dxa"/>
-              <w:bottom w:w="80" w:type="dxa"/>
-              <w:left w:w="140" w:type="dxa"/>
-              <w:right w:w="140" w:type="dxa"/>
+              <w:top w:w="70" w:type="dxa"/>
+              <w:bottom w:w="70" w:type="dxa"/>
+              <w:left w:w="120" w:type="dxa"/>
+              <w:right w:w="120" w:type="dxa"/>
             </w:tcMar>
           </w:tcPr>
           <w:p>
             <w:r>
               <w:rPr>
                 <w:color w:val="334155"/>
-                <w:sz w:val="17"/>
+                <w:sz w:val="16"/>
               </w:rPr>
-              <w:t>8,885</w:t>
+              <w:t>₹82,015.22</w:t>
             </w:r>
           </w:p>
         </w:tc>
@@ -385,19 +385,19 @@
             <w:tcW w:type="dxa" w:w="2880"/>
             <w:shd w:fill="F8FAFC"/>
             <w:tcMar>
-              <w:top w:w="80" w:type="dxa"/>
-              <w:bottom w:w="80" w:type="dxa"/>
-              <w:left w:w="140" w:type="dxa"/>
-              <w:right w:w="140" w:type="dxa"/>
+              <w:top w:w="70" w:type="dxa"/>
+              <w:bottom w:w="70" w:type="dxa"/>
+              <w:left w:w="120" w:type="dxa"/>
+              <w:right w:w="120" w:type="dxa"/>
             </w:tcMar>
           </w:tcPr>
           <w:p>
             <w:r>
               <w:rPr>
                 <w:color w:val="334155"/>
-                <w:sz w:val="17"/>
+                <w:sz w:val="16"/>
               </w:rPr>
-              <w:t>Highest recency &amp; frequency buyers</w:t>
+              <w:t>Per delivered checkout transaction</w:t>
             </w:r>
           </w:p>
         </w:tc>
@@ -408,19 +408,19 @@
             <w:tcW w:type="dxa" w:w="2880"/>
             <w:shd w:fill="FFFFFF"/>
             <w:tcMar>
-              <w:top w:w="80" w:type="dxa"/>
-              <w:bottom w:w="80" w:type="dxa"/>
-              <w:left w:w="140" w:type="dxa"/>
-              <w:right w:w="140" w:type="dxa"/>
+              <w:top w:w="70" w:type="dxa"/>
+              <w:bottom w:w="70" w:type="dxa"/>
+              <w:left w:w="120" w:type="dxa"/>
+              <w:right w:w="120" w:type="dxa"/>
             </w:tcMar>
           </w:tcPr>
           <w:p>
             <w:r>
               <w:rPr>
                 <w:color w:val="334155"/>
-                <w:sz w:val="17"/>
+                <w:sz w:val="16"/>
               </w:rPr>
-              <w:t>Store Inventory Slots</w:t>
+              <w:t>Registered Master Accounts</w:t>
             </w:r>
           </w:p>
         </w:tc>
@@ -429,17 +429,277 @@
             <w:tcW w:type="dxa" w:w="2880"/>
             <w:shd w:fill="FFFFFF"/>
             <w:tcMar>
-              <w:top w:w="80" w:type="dxa"/>
-              <w:bottom w:w="80" w:type="dxa"/>
-              <w:left w:w="140" w:type="dxa"/>
-              <w:right w:w="140" w:type="dxa"/>
+              <w:top w:w="70" w:type="dxa"/>
+              <w:bottom w:w="70" w:type="dxa"/>
+              <w:left w:w="120" w:type="dxa"/>
+              <w:right w:w="120" w:type="dxa"/>
             </w:tcMar>
           </w:tcPr>
           <w:p>
             <w:r>
               <w:rPr>
                 <w:color w:val="334155"/>
-                <w:sz w:val="17"/>
+                <w:sz w:val="16"/>
+              </w:rPr>
+              <w:t>50,000</w:t>
+            </w:r>
+          </w:p>
+        </w:tc>
+        <w:tc>
+          <w:tcPr>
+            <w:tcW w:type="dxa" w:w="2880"/>
+            <w:shd w:fill="FFFFFF"/>
+            <w:tcMar>
+              <w:top w:w="70" w:type="dxa"/>
+              <w:bottom w:w="70" w:type="dxa"/>
+              <w:left w:w="120" w:type="dxa"/>
+              <w:right w:w="120" w:type="dxa"/>
+            </w:tcMar>
+          </w:tcPr>
+          <w:p>
+            <w:r>
+              <w:rPr>
+                <w:color w:val="334155"/>
+                <w:sz w:val="16"/>
+              </w:rPr>
+              <w:t>Total CRM buyer master records</w:t>
+            </w:r>
+          </w:p>
+        </w:tc>
+      </w:tr>
+      <w:tr>
+        <w:tc>
+          <w:tcPr>
+            <w:tcW w:type="dxa" w:w="2880"/>
+            <w:shd w:fill="F8FAFC"/>
+            <w:tcMar>
+              <w:top w:w="70" w:type="dxa"/>
+              <w:bottom w:w="70" w:type="dxa"/>
+              <w:left w:w="120" w:type="dxa"/>
+              <w:right w:w="120" w:type="dxa"/>
+            </w:tcMar>
+          </w:tcPr>
+          <w:p>
+            <w:r>
+              <w:rPr>
+                <w:color w:val="334155"/>
+                <w:sz w:val="16"/>
+              </w:rPr>
+              <w:t>Transacting Buyers</w:t>
+            </w:r>
+          </w:p>
+        </w:tc>
+        <w:tc>
+          <w:tcPr>
+            <w:tcW w:type="dxa" w:w="2880"/>
+            <w:shd w:fill="F8FAFC"/>
+            <w:tcMar>
+              <w:top w:w="70" w:type="dxa"/>
+              <w:bottom w:w="70" w:type="dxa"/>
+              <w:left w:w="120" w:type="dxa"/>
+              <w:right w:w="120" w:type="dxa"/>
+            </w:tcMar>
+          </w:tcPr>
+          <w:p>
+            <w:r>
+              <w:rPr>
+                <w:color w:val="334155"/>
+                <w:sz w:val="16"/>
+              </w:rPr>
+              <w:t>40,380</w:t>
+            </w:r>
+          </w:p>
+        </w:tc>
+        <w:tc>
+          <w:tcPr>
+            <w:tcW w:type="dxa" w:w="2880"/>
+            <w:shd w:fill="F8FAFC"/>
+            <w:tcMar>
+              <w:top w:w="70" w:type="dxa"/>
+              <w:bottom w:w="70" w:type="dxa"/>
+              <w:left w:w="120" w:type="dxa"/>
+              <w:right w:w="120" w:type="dxa"/>
+            </w:tcMar>
+          </w:tcPr>
+          <w:p>
+            <w:r>
+              <w:rPr>
+                <w:color w:val="334155"/>
+                <w:sz w:val="16"/>
+              </w:rPr>
+              <w:t>80.76% buyer penetration</w:t>
+            </w:r>
+          </w:p>
+        </w:tc>
+      </w:tr>
+      <w:tr>
+        <w:tc>
+          <w:tcPr>
+            <w:tcW w:type="dxa" w:w="2880"/>
+            <w:shd w:fill="FFFFFF"/>
+            <w:tcMar>
+              <w:top w:w="70" w:type="dxa"/>
+              <w:bottom w:w="70" w:type="dxa"/>
+              <w:left w:w="120" w:type="dxa"/>
+              <w:right w:w="120" w:type="dxa"/>
+            </w:tcMar>
+          </w:tcPr>
+          <w:p>
+            <w:r>
+              <w:rPr>
+                <w:color w:val="334155"/>
+                <w:sz w:val="16"/>
+              </w:rPr>
+              <w:t>Repeat Buyer Rate</w:t>
+            </w:r>
+          </w:p>
+        </w:tc>
+        <w:tc>
+          <w:tcPr>
+            <w:tcW w:type="dxa" w:w="2880"/>
+            <w:shd w:fill="FFFFFF"/>
+            <w:tcMar>
+              <w:top w:w="70" w:type="dxa"/>
+              <w:bottom w:w="70" w:type="dxa"/>
+              <w:left w:w="120" w:type="dxa"/>
+              <w:right w:w="120" w:type="dxa"/>
+            </w:tcMar>
+          </w:tcPr>
+          <w:p>
+            <w:r>
+              <w:rPr>
+                <w:color w:val="334155"/>
+                <w:sz w:val="16"/>
+              </w:rPr>
+              <w:t>64.20%</w:t>
+            </w:r>
+          </w:p>
+        </w:tc>
+        <w:tc>
+          <w:tcPr>
+            <w:tcW w:type="dxa" w:w="2880"/>
+            <w:shd w:fill="FFFFFF"/>
+            <w:tcMar>
+              <w:top w:w="70" w:type="dxa"/>
+              <w:bottom w:w="70" w:type="dxa"/>
+              <w:left w:w="120" w:type="dxa"/>
+              <w:right w:w="120" w:type="dxa"/>
+            </w:tcMar>
+          </w:tcPr>
+          <w:p>
+            <w:r>
+              <w:rPr>
+                <w:color w:val="334155"/>
+                <w:sz w:val="16"/>
+              </w:rPr>
+              <w:t>Customers with &gt;1 purchases</w:t>
+            </w:r>
+          </w:p>
+        </w:tc>
+      </w:tr>
+      <w:tr>
+        <w:tc>
+          <w:tcPr>
+            <w:tcW w:type="dxa" w:w="2880"/>
+            <w:shd w:fill="F8FAFC"/>
+            <w:tcMar>
+              <w:top w:w="70" w:type="dxa"/>
+              <w:bottom w:w="70" w:type="dxa"/>
+              <w:left w:w="120" w:type="dxa"/>
+              <w:right w:w="120" w:type="dxa"/>
+            </w:tcMar>
+          </w:tcPr>
+          <w:p>
+            <w:r>
+              <w:rPr>
+                <w:color w:val="334155"/>
+                <w:sz w:val="16"/>
+              </w:rPr>
+              <w:t>At-Risk VIP Accounts</w:t>
+            </w:r>
+          </w:p>
+        </w:tc>
+        <w:tc>
+          <w:tcPr>
+            <w:tcW w:type="dxa" w:w="2880"/>
+            <w:shd w:fill="F8FAFC"/>
+            <w:tcMar>
+              <w:top w:w="70" w:type="dxa"/>
+              <w:bottom w:w="70" w:type="dxa"/>
+              <w:left w:w="120" w:type="dxa"/>
+              <w:right w:w="120" w:type="dxa"/>
+            </w:tcMar>
+          </w:tcPr>
+          <w:p>
+            <w:r>
+              <w:rPr>
+                <w:color w:val="334155"/>
+                <w:sz w:val="16"/>
+              </w:rPr>
+              <w:t>6,518</w:t>
+            </w:r>
+          </w:p>
+        </w:tc>
+        <w:tc>
+          <w:tcPr>
+            <w:tcW w:type="dxa" w:w="2880"/>
+            <w:shd w:fill="F8FAFC"/>
+            <w:tcMar>
+              <w:top w:w="70" w:type="dxa"/>
+              <w:bottom w:w="70" w:type="dxa"/>
+              <w:left w:w="120" w:type="dxa"/>
+              <w:right w:w="120" w:type="dxa"/>
+            </w:tcMar>
+          </w:tcPr>
+          <w:p>
+            <w:r>
+              <w:rPr>
+                <w:color w:val="334155"/>
+                <w:sz w:val="16"/>
+              </w:rPr>
+              <w:t>High spend, recency &gt; 120 days</w:t>
+            </w:r>
+          </w:p>
+        </w:tc>
+      </w:tr>
+      <w:tr>
+        <w:tc>
+          <w:tcPr>
+            <w:tcW w:type="dxa" w:w="2880"/>
+            <w:shd w:fill="FFFFFF"/>
+            <w:tcMar>
+              <w:top w:w="70" w:type="dxa"/>
+              <w:bottom w:w="70" w:type="dxa"/>
+              <w:left w:w="120" w:type="dxa"/>
+              <w:right w:w="120" w:type="dxa"/>
+            </w:tcMar>
+          </w:tcPr>
+          <w:p>
+            <w:r>
+              <w:rPr>
+                <w:color w:val="334155"/>
+                <w:sz w:val="16"/>
+              </w:rPr>
+              <w:t>Active Shelf Slots</w:t>
+            </w:r>
+          </w:p>
+        </w:tc>
+        <w:tc>
+          <w:tcPr>
+            <w:tcW w:type="dxa" w:w="2880"/>
+            <w:shd w:fill="FFFFFF"/>
+            <w:tcMar>
+              <w:top w:w="70" w:type="dxa"/>
+              <w:bottom w:w="70" w:type="dxa"/>
+              <w:left w:w="120" w:type="dxa"/>
+              <w:right w:w="120" w:type="dxa"/>
+            </w:tcMar>
+          </w:tcPr>
+          <w:p>
+            <w:r>
+              <w:rPr>
+                <w:color w:val="334155"/>
+                <w:sz w:val="16"/>
               </w:rPr>
               <w:t>114,153</w:t>
             </w:r>
@@ -450,19 +710,19 @@
             <w:tcW w:type="dxa" w:w="2880"/>
             <w:shd w:fill="FFFFFF"/>
             <w:tcMar>
-              <w:top w:w="80" w:type="dxa"/>
-              <w:bottom w:w="80" w:type="dxa"/>
-              <w:left w:w="140" w:type="dxa"/>
-              <w:right w:w="140" w:type="dxa"/>
+              <w:top w:w="70" w:type="dxa"/>
+              <w:bottom w:w="70" w:type="dxa"/>
+              <w:left w:w="120" w:type="dxa"/>
+              <w:right w:w="120" w:type="dxa"/>
             </w:tcMar>
           </w:tcPr>
           <w:p>
             <w:r>
               <w:rPr>
                 <w:color w:val="334155"/>
-                <w:sz w:val="17"/>
+                <w:sz w:val="16"/>
               </w:rPr>
-              <w:t>595 zero-stock OOS items</w:t>
+              <w:t>Across 200 store branches</w:t>
             </w:r>
           </w:p>
         </w:tc>
@@ -473,17 +733,147 @@
             <w:tcW w:type="dxa" w:w="2880"/>
             <w:shd w:fill="F8FAFC"/>
             <w:tcMar>
-              <w:top w:w="80" w:type="dxa"/>
-              <w:bottom w:w="80" w:type="dxa"/>
-              <w:left w:w="140" w:type="dxa"/>
-              <w:right w:w="140" w:type="dxa"/>
+              <w:top w:w="70" w:type="dxa"/>
+              <w:bottom w:w="70" w:type="dxa"/>
+              <w:left w:w="120" w:type="dxa"/>
+              <w:right w:w="120" w:type="dxa"/>
             </w:tcMar>
           </w:tcPr>
           <w:p>
             <w:r>
               <w:rPr>
                 <w:color w:val="334155"/>
-                <w:sz w:val="17"/>
+                <w:sz w:val="16"/>
+              </w:rPr>
+              <w:t>Zero-Stock Stockouts</w:t>
+            </w:r>
+          </w:p>
+        </w:tc>
+        <w:tc>
+          <w:tcPr>
+            <w:tcW w:type="dxa" w:w="2880"/>
+            <w:shd w:fill="F8FAFC"/>
+            <w:tcMar>
+              <w:top w:w="70" w:type="dxa"/>
+              <w:bottom w:w="70" w:type="dxa"/>
+              <w:left w:w="120" w:type="dxa"/>
+              <w:right w:w="120" w:type="dxa"/>
+            </w:tcMar>
+          </w:tcPr>
+          <w:p>
+            <w:r>
+              <w:rPr>
+                <w:color w:val="334155"/>
+                <w:sz w:val="16"/>
+              </w:rPr>
+              <w:t>595</w:t>
+            </w:r>
+          </w:p>
+        </w:tc>
+        <w:tc>
+          <w:tcPr>
+            <w:tcW w:type="dxa" w:w="2880"/>
+            <w:shd w:fill="F8FAFC"/>
+            <w:tcMar>
+              <w:top w:w="70" w:type="dxa"/>
+              <w:bottom w:w="70" w:type="dxa"/>
+              <w:left w:w="120" w:type="dxa"/>
+              <w:right w:w="120" w:type="dxa"/>
+            </w:tcMar>
+          </w:tcPr>
+          <w:p>
+            <w:r>
+              <w:rPr>
+                <w:color w:val="334155"/>
+                <w:sz w:val="16"/>
+              </w:rPr>
+              <w:t>0.52% stockout exposure rate</w:t>
+            </w:r>
+          </w:p>
+        </w:tc>
+      </w:tr>
+      <w:tr>
+        <w:tc>
+          <w:tcPr>
+            <w:tcW w:type="dxa" w:w="2880"/>
+            <w:shd w:fill="FFFFFF"/>
+            <w:tcMar>
+              <w:top w:w="70" w:type="dxa"/>
+              <w:bottom w:w="70" w:type="dxa"/>
+              <w:left w:w="120" w:type="dxa"/>
+              <w:right w:w="120" w:type="dxa"/>
+            </w:tcMar>
+          </w:tcPr>
+          <w:p>
+            <w:r>
+              <w:rPr>
+                <w:color w:val="334155"/>
+                <w:sz w:val="16"/>
+              </w:rPr>
+              <w:t>Low-Stock Triggers</w:t>
+            </w:r>
+          </w:p>
+        </w:tc>
+        <w:tc>
+          <w:tcPr>
+            <w:tcW w:type="dxa" w:w="2880"/>
+            <w:shd w:fill="FFFFFF"/>
+            <w:tcMar>
+              <w:top w:w="70" w:type="dxa"/>
+              <w:bottom w:w="70" w:type="dxa"/>
+              <w:left w:w="120" w:type="dxa"/>
+              <w:right w:w="120" w:type="dxa"/>
+            </w:tcMar>
+          </w:tcPr>
+          <w:p>
+            <w:r>
+              <w:rPr>
+                <w:color w:val="334155"/>
+                <w:sz w:val="16"/>
+              </w:rPr>
+              <w:t>16,880</w:t>
+            </w:r>
+          </w:p>
+        </w:tc>
+        <w:tc>
+          <w:tcPr>
+            <w:tcW w:type="dxa" w:w="2880"/>
+            <w:shd w:fill="FFFFFF"/>
+            <w:tcMar>
+              <w:top w:w="70" w:type="dxa"/>
+              <w:bottom w:w="70" w:type="dxa"/>
+              <w:left w:w="120" w:type="dxa"/>
+              <w:right w:w="120" w:type="dxa"/>
+            </w:tcMar>
+          </w:tcPr>
+          <w:p>
+            <w:r>
+              <w:rPr>
+                <w:color w:val="334155"/>
+                <w:sz w:val="16"/>
+              </w:rPr>
+              <w:t>Stock below safety replenishment</w:t>
+            </w:r>
+          </w:p>
+        </w:tc>
+      </w:tr>
+      <w:tr>
+        <w:tc>
+          <w:tcPr>
+            <w:tcW w:type="dxa" w:w="2880"/>
+            <w:shd w:fill="F8FAFC"/>
+            <w:tcMar>
+              <w:top w:w="70" w:type="dxa"/>
+              <w:bottom w:w="70" w:type="dxa"/>
+              <w:left w:w="120" w:type="dxa"/>
+              <w:right w:w="120" w:type="dxa"/>
+            </w:tcMar>
+          </w:tcPr>
+          <w:p>
+            <w:r>
+              <w:rPr>
+                <w:color w:val="334155"/>
+                <w:sz w:val="16"/>
               </w:rPr>
               <w:t>Factory Scrap Rate</w:t>
             </w:r>
@@ -494,17 +884,17 @@
             <w:tcW w:type="dxa" w:w="2880"/>
             <w:shd w:fill="F8FAFC"/>
             <w:tcMar>
-              <w:top w:w="80" w:type="dxa"/>
-              <w:bottom w:w="80" w:type="dxa"/>
-              <w:left w:w="140" w:type="dxa"/>
-              <w:right w:w="140" w:type="dxa"/>
+              <w:top w:w="70" w:type="dxa"/>
+              <w:bottom w:w="70" w:type="dxa"/>
+              <w:left w:w="120" w:type="dxa"/>
+              <w:right w:w="120" w:type="dxa"/>
             </w:tcMar>
           </w:tcPr>
           <w:p>
             <w:r>
               <w:rPr>
                 <w:color w:val="334155"/>
-                <w:sz w:val="17"/>
+                <w:sz w:val="16"/>
               </w:rPr>
               <w:t>2.54%</w:t>
             </w:r>
@@ -515,17 +905,17 @@
             <w:tcW w:type="dxa" w:w="2880"/>
             <w:shd w:fill="F8FAFC"/>
             <w:tcMar>
-              <w:top w:w="80" w:type="dxa"/>
-              <w:bottom w:w="80" w:type="dxa"/>
-              <w:left w:w="140" w:type="dxa"/>
-              <w:right w:w="140" w:type="dxa"/>
+              <w:top w:w="70" w:type="dxa"/>
+              <w:bottom w:w="70" w:type="dxa"/>
+              <w:left w:w="120" w:type="dxa"/>
+              <w:right w:w="120" w:type="dxa"/>
             </w:tcMar>
           </w:tcPr>
           <w:p>
             <w:r>
               <w:rPr>
                 <w:color w:val="334155"/>
-                <w:sz w:val="17"/>
+                <w:sz w:val="16"/>
               </w:rPr>
               <w:t>640,075 rejected of 25.19M units</w:t>
             </w:r>
@@ -535,7 +925,7 @@
     </w:tbl>
     <w:p>
       <w:pPr>
-        <w:spacing w:after="200"/>
+        <w:spacing w:after="160"/>
       </w:pPr>
     </w:p>
     <w:p>
@@ -546,14 +936,75 @@
         <w:rPr>
           <w:b/>
           <w:color w:val="1E293B"/>
-          <w:sz w:val="28"/>
+          <w:sz w:val="26"/>
         </w:rPr>
-        <w:t>1. Commercial Sales Velocity &amp; Merchandise Category Margins</w:t>
+        <w:t>1. Commercial Sales Domain: Category Economics, Revenue Velocity &amp; Brand League</w:t>
       </w:r>
     </w:p>
     <w:p>
       <w:r>
-        <w:t>Revenue contributions and realized profitability margins across major merchandise categories.</w:t>
+        <w:t>Performance metrics across 82,540 delivered orders, merchandise category margins, top brand partners, and basket tier sizes.</w:t>
+      </w:r>
+    </w:p>
+    <w:p>
+      <w:r>
+        <w:t>Associated Domain Visualizations in Dashboard:</w:t>
+      </w:r>
+    </w:p>
+    <w:p>
+      <w:pPr>
+        <w:pStyle w:val="ListBullet"/>
+      </w:pPr>
+      <w:r>
+        <w:rPr>
+          <w:b/>
+        </w:rPr>
+        <w:t xml:space="preserve">Chart 1 (Donut): </w:t>
+      </w:r>
+      <w:r>
+        <w:t>Category Revenue Contribution (Electronics ₹284.2 Cr, Fashion ₹148.9 Cr, Home ₹115.4 Cr, Grocery ₹82.5 Cr, Beauty ₹46.0 Cr)</w:t>
+      </w:r>
+    </w:p>
+    <w:p>
+      <w:pPr>
+        <w:pStyle w:val="ListBullet"/>
+      </w:pPr>
+      <w:r>
+        <w:rPr>
+          <w:b/>
+        </w:rPr>
+        <w:t xml:space="preserve">Chart 2 (Line): </w:t>
+      </w:r>
+      <w:r>
+        <w:t>26-Month Sales Net Revenue Trend (Jan 2024 to Feb 2026)</w:t>
+      </w:r>
+    </w:p>
+    <w:p>
+      <w:pPr>
+        <w:pStyle w:val="ListBullet"/>
+      </w:pPr>
+      <w:r>
+        <w:rPr>
+          <w:b/>
+        </w:rPr>
+        <w:t xml:space="preserve">Chart 3 (Horizontal Bar): </w:t>
+      </w:r>
+      <w:r>
+        <w:t>Top 8 Brand Partners by Commercial Delivered Sales (Lenovo ₹39.6 Cr, HP ₹38.7 Cr, Acer ₹35.7 Cr, Dell ₹34.8 Cr, Apple ₹33.2 Cr, Samsung ₹31.9 Cr, Sony ₹29.5 Cr, LG ₹27.8 Cr)</w:t>
+      </w:r>
+    </w:p>
+    <w:p>
+      <w:pPr>
+        <w:pStyle w:val="ListBullet"/>
+      </w:pPr>
+      <w:r>
+        <w:rPr>
+          <w:b/>
+        </w:rPr>
+        <w:t xml:space="preserve">Chart 4 (Column Bar): </w:t>
+      </w:r>
+      <w:r>
+        <w:t>Order Value Tier Spread &amp; Basket Sizes (&lt;₹25k, ₹25k-₹50k, ₹50k-₹100k, ₹100k-₹200k, &gt;₹200k)</w:t>
       </w:r>
     </w:p>
     <w:tbl>
@@ -577,10 +1028,10 @@
             <w:tcW w:type="dxa" w:w="1440"/>
             <w:shd w:fill="0F172A"/>
             <w:tcMar>
-              <w:top w:w="120" w:type="dxa"/>
-              <w:bottom w:w="120" w:type="dxa"/>
-              <w:left w:w="140" w:type="dxa"/>
-              <w:right w:w="140" w:type="dxa"/>
+              <w:top w:w="100" w:type="dxa"/>
+              <w:bottom w:w="100" w:type="dxa"/>
+              <w:left w:w="120" w:type="dxa"/>
+              <w:right w:w="120" w:type="dxa"/>
             </w:tcMar>
           </w:tcPr>
           <w:p>
@@ -591,9 +1042,9 @@
               <w:rPr>
                 <w:b/>
                 <w:color w:val="FFFFFF"/>
-                <w:sz w:val="18"/>
+                <w:sz w:val="17"/>
               </w:rPr>
-              <w:t>Category</w:t>
+              <w:t>Merchandise Category / Brand</w:t>
             </w:r>
           </w:p>
         </w:tc>
@@ -602,10 +1053,10 @@
             <w:tcW w:type="dxa" w:w="1440"/>
             <w:shd w:fill="0F172A"/>
             <w:tcMar>
-              <w:top w:w="120" w:type="dxa"/>
-              <w:bottom w:w="120" w:type="dxa"/>
-              <w:left w:w="140" w:type="dxa"/>
-              <w:right w:w="140" w:type="dxa"/>
+              <w:top w:w="100" w:type="dxa"/>
+              <w:bottom w:w="100" w:type="dxa"/>
+              <w:left w:w="120" w:type="dxa"/>
+              <w:right w:w="120" w:type="dxa"/>
             </w:tcMar>
           </w:tcPr>
           <w:p>
@@ -616,9 +1067,9 @@
               <w:rPr>
                 <w:b/>
                 <w:color w:val="FFFFFF"/>
-                <w:sz w:val="18"/>
+                <w:sz w:val="17"/>
               </w:rPr>
-              <w:t>Orders Count</w:t>
+              <w:t>Delivered Orders</w:t>
             </w:r>
           </w:p>
         </w:tc>
@@ -627,10 +1078,10 @@
             <w:tcW w:type="dxa" w:w="1440"/>
             <w:shd w:fill="0F172A"/>
             <w:tcMar>
-              <w:top w:w="120" w:type="dxa"/>
-              <w:bottom w:w="120" w:type="dxa"/>
-              <w:left w:w="140" w:type="dxa"/>
-              <w:right w:w="140" w:type="dxa"/>
+              <w:top w:w="100" w:type="dxa"/>
+              <w:bottom w:w="100" w:type="dxa"/>
+              <w:left w:w="120" w:type="dxa"/>
+              <w:right w:w="120" w:type="dxa"/>
             </w:tcMar>
           </w:tcPr>
           <w:p>
@@ -641,9 +1092,9 @@
               <w:rPr>
                 <w:b/>
                 <w:color w:val="FFFFFF"/>
-                <w:sz w:val="18"/>
+                <w:sz w:val="17"/>
               </w:rPr>
-              <w:t>Units Sold</w:t>
+              <w:t>Net Revenue (₹)</w:t>
             </w:r>
           </w:p>
         </w:tc>
@@ -652,10 +1103,10 @@
             <w:tcW w:type="dxa" w:w="1440"/>
             <w:shd w:fill="0F172A"/>
             <w:tcMar>
-              <w:top w:w="120" w:type="dxa"/>
-              <w:bottom w:w="120" w:type="dxa"/>
-              <w:left w:w="140" w:type="dxa"/>
-              <w:right w:w="140" w:type="dxa"/>
+              <w:top w:w="100" w:type="dxa"/>
+              <w:bottom w:w="100" w:type="dxa"/>
+              <w:left w:w="120" w:type="dxa"/>
+              <w:right w:w="120" w:type="dxa"/>
             </w:tcMar>
           </w:tcPr>
           <w:p>
@@ -666,9 +1117,9 @@
               <w:rPr>
                 <w:b/>
                 <w:color w:val="FFFFFF"/>
-                <w:sz w:val="18"/>
+                <w:sz w:val="17"/>
               </w:rPr>
-              <w:t>Net Revenue (₹)</w:t>
+              <w:t>Gross Profit (₹)</w:t>
             </w:r>
           </w:p>
         </w:tc>
@@ -677,10 +1128,10 @@
             <w:tcW w:type="dxa" w:w="1440"/>
             <w:shd w:fill="0F172A"/>
             <w:tcMar>
-              <w:top w:w="120" w:type="dxa"/>
-              <w:bottom w:w="120" w:type="dxa"/>
-              <w:left w:w="140" w:type="dxa"/>
-              <w:right w:w="140" w:type="dxa"/>
+              <w:top w:w="100" w:type="dxa"/>
+              <w:bottom w:w="100" w:type="dxa"/>
+              <w:left w:w="120" w:type="dxa"/>
+              <w:right w:w="120" w:type="dxa"/>
             </w:tcMar>
           </w:tcPr>
           <w:p>
@@ -691,9 +1142,9 @@
               <w:rPr>
                 <w:b/>
                 <w:color w:val="FFFFFF"/>
-                <w:sz w:val="18"/>
+                <w:sz w:val="17"/>
               </w:rPr>
-              <w:t>Gross Profit (₹)</w:t>
+              <w:t>Margin %</w:t>
             </w:r>
           </w:p>
         </w:tc>
@@ -702,10 +1153,10 @@
             <w:tcW w:type="dxa" w:w="1440"/>
             <w:shd w:fill="0F172A"/>
             <w:tcMar>
-              <w:top w:w="120" w:type="dxa"/>
-              <w:bottom w:w="120" w:type="dxa"/>
-              <w:left w:w="140" w:type="dxa"/>
-              <w:right w:w="140" w:type="dxa"/>
+              <w:top w:w="100" w:type="dxa"/>
+              <w:bottom w:w="100" w:type="dxa"/>
+              <w:left w:w="120" w:type="dxa"/>
+              <w:right w:w="120" w:type="dxa"/>
             </w:tcMar>
           </w:tcPr>
           <w:p>
@@ -716,9 +1167,9 @@
               <w:rPr>
                 <w:b/>
                 <w:color w:val="FFFFFF"/>
-                <w:sz w:val="18"/>
+                <w:sz w:val="17"/>
               </w:rPr>
-              <w:t>Gross Margin (%)</w:t>
+              <w:t>Volume Distribution</w:t>
             </w:r>
           </w:p>
         </w:tc>
@@ -729,19 +1180,19 @@
             <w:tcW w:type="dxa" w:w="1440"/>
             <w:shd w:fill="FFFFFF"/>
             <w:tcMar>
-              <w:top w:w="80" w:type="dxa"/>
-              <w:bottom w:w="80" w:type="dxa"/>
-              <w:left w:w="140" w:type="dxa"/>
-              <w:right w:w="140" w:type="dxa"/>
+              <w:top w:w="70" w:type="dxa"/>
+              <w:bottom w:w="70" w:type="dxa"/>
+              <w:left w:w="120" w:type="dxa"/>
+              <w:right w:w="120" w:type="dxa"/>
             </w:tcMar>
           </w:tcPr>
           <w:p>
             <w:r>
               <w:rPr>
                 <w:color w:val="334155"/>
-                <w:sz w:val="17"/>
+                <w:sz w:val="16"/>
               </w:rPr>
-              <w:t>Electronics</w:t>
+              <w:t>Electronics &amp; Computing</w:t>
             </w:r>
           </w:p>
         </w:tc>
@@ -750,19 +1201,19 @@
             <w:tcW w:type="dxa" w:w="1440"/>
             <w:shd w:fill="FFFFFF"/>
             <w:tcMar>
-              <w:top w:w="80" w:type="dxa"/>
-              <w:bottom w:w="80" w:type="dxa"/>
-              <w:left w:w="140" w:type="dxa"/>
-              <w:right w:w="140" w:type="dxa"/>
+              <w:top w:w="70" w:type="dxa"/>
+              <w:bottom w:w="70" w:type="dxa"/>
+              <w:left w:w="120" w:type="dxa"/>
+              <w:right w:w="120" w:type="dxa"/>
             </w:tcMar>
           </w:tcPr>
           <w:p>
             <w:r>
               <w:rPr>
                 <w:color w:val="334155"/>
-                <w:sz w:val="17"/>
+                <w:sz w:val="16"/>
               </w:rPr>
-              <w:t>28,450</w:t>
+              <w:t>28,450 Orders</w:t>
             </w:r>
           </w:p>
         </w:tc>
@@ -771,38 +1222,17 @@
             <w:tcW w:type="dxa" w:w="1440"/>
             <w:shd w:fill="FFFFFF"/>
             <w:tcMar>
-              <w:top w:w="80" w:type="dxa"/>
-              <w:bottom w:w="80" w:type="dxa"/>
-              <w:left w:w="140" w:type="dxa"/>
-              <w:right w:w="140" w:type="dxa"/>
+              <w:top w:w="70" w:type="dxa"/>
+              <w:bottom w:w="70" w:type="dxa"/>
+              <w:left w:w="120" w:type="dxa"/>
+              <w:right w:w="120" w:type="dxa"/>
             </w:tcMar>
           </w:tcPr>
           <w:p>
             <w:r>
               <w:rPr>
                 <w:color w:val="334155"/>
-                <w:sz w:val="17"/>
-              </w:rPr>
-              <w:t>42,100</w:t>
-            </w:r>
-          </w:p>
-        </w:tc>
-        <w:tc>
-          <w:tcPr>
-            <w:tcW w:type="dxa" w:w="1440"/>
-            <w:shd w:fill="FFFFFF"/>
-            <w:tcMar>
-              <w:top w:w="80" w:type="dxa"/>
-              <w:bottom w:w="80" w:type="dxa"/>
-              <w:left w:w="140" w:type="dxa"/>
-              <w:right w:w="140" w:type="dxa"/>
-            </w:tcMar>
-          </w:tcPr>
-          <w:p>
-            <w:r>
-              <w:rPr>
-                <w:color w:val="334155"/>
-                <w:sz w:val="17"/>
+                <w:sz w:val="16"/>
               </w:rPr>
               <w:t>₹284.15 Cr</w:t>
             </w:r>
@@ -813,17 +1243,17 @@
             <w:tcW w:type="dxa" w:w="1440"/>
             <w:shd w:fill="FFFFFF"/>
             <w:tcMar>
-              <w:top w:w="80" w:type="dxa"/>
-              <w:bottom w:w="80" w:type="dxa"/>
-              <w:left w:w="140" w:type="dxa"/>
-              <w:right w:w="140" w:type="dxa"/>
+              <w:top w:w="70" w:type="dxa"/>
+              <w:bottom w:w="70" w:type="dxa"/>
+              <w:left w:w="120" w:type="dxa"/>
+              <w:right w:w="120" w:type="dxa"/>
             </w:tcMar>
           </w:tcPr>
           <w:p>
             <w:r>
               <w:rPr>
                 <w:color w:val="334155"/>
-                <w:sz w:val="17"/>
+                <w:sz w:val="16"/>
               </w:rPr>
               <w:t>₹76.72 Cr</w:t>
             </w:r>
@@ -834,19 +1264,40 @@
             <w:tcW w:type="dxa" w:w="1440"/>
             <w:shd w:fill="FFFFFF"/>
             <w:tcMar>
-              <w:top w:w="80" w:type="dxa"/>
-              <w:bottom w:w="80" w:type="dxa"/>
-              <w:left w:w="140" w:type="dxa"/>
-              <w:right w:w="140" w:type="dxa"/>
+              <w:top w:w="70" w:type="dxa"/>
+              <w:bottom w:w="70" w:type="dxa"/>
+              <w:left w:w="120" w:type="dxa"/>
+              <w:right w:w="120" w:type="dxa"/>
             </w:tcMar>
           </w:tcPr>
           <w:p>
             <w:r>
               <w:rPr>
                 <w:color w:val="334155"/>
-                <w:sz w:val="17"/>
+                <w:sz w:val="16"/>
               </w:rPr>
               <w:t>27.00%</w:t>
+            </w:r>
+          </w:p>
+        </w:tc>
+        <w:tc>
+          <w:tcPr>
+            <w:tcW w:type="dxa" w:w="1440"/>
+            <w:shd w:fill="FFFFFF"/>
+            <w:tcMar>
+              <w:top w:w="70" w:type="dxa"/>
+              <w:bottom w:w="70" w:type="dxa"/>
+              <w:left w:w="120" w:type="dxa"/>
+              <w:right w:w="120" w:type="dxa"/>
+            </w:tcMar>
+          </w:tcPr>
+          <w:p>
+            <w:r>
+              <w:rPr>
+                <w:color w:val="334155"/>
+                <w:sz w:val="16"/>
+              </w:rPr>
+              <w:t>Lenovo, HP, Acer, Dell Leader</w:t>
             </w:r>
           </w:p>
         </w:tc>
@@ -857,17 +1308,17 @@
             <w:tcW w:type="dxa" w:w="1440"/>
             <w:shd w:fill="F8FAFC"/>
             <w:tcMar>
-              <w:top w:w="80" w:type="dxa"/>
-              <w:bottom w:w="80" w:type="dxa"/>
-              <w:left w:w="140" w:type="dxa"/>
-              <w:right w:w="140" w:type="dxa"/>
+              <w:top w:w="70" w:type="dxa"/>
+              <w:bottom w:w="70" w:type="dxa"/>
+              <w:left w:w="120" w:type="dxa"/>
+              <w:right w:w="120" w:type="dxa"/>
             </w:tcMar>
           </w:tcPr>
           <w:p>
             <w:r>
               <w:rPr>
                 <w:color w:val="334155"/>
-                <w:sz w:val="17"/>
+                <w:sz w:val="16"/>
               </w:rPr>
               <w:t>Fashion &amp; Apparel</w:t>
             </w:r>
@@ -878,19 +1329,19 @@
             <w:tcW w:type="dxa" w:w="1440"/>
             <w:shd w:fill="F8FAFC"/>
             <w:tcMar>
-              <w:top w:w="80" w:type="dxa"/>
-              <w:bottom w:w="80" w:type="dxa"/>
-              <w:left w:w="140" w:type="dxa"/>
-              <w:right w:w="140" w:type="dxa"/>
+              <w:top w:w="70" w:type="dxa"/>
+              <w:bottom w:w="70" w:type="dxa"/>
+              <w:left w:w="120" w:type="dxa"/>
+              <w:right w:w="120" w:type="dxa"/>
             </w:tcMar>
           </w:tcPr>
           <w:p>
             <w:r>
               <w:rPr>
                 <w:color w:val="334155"/>
-                <w:sz w:val="17"/>
+                <w:sz w:val="16"/>
               </w:rPr>
-              <w:t>22,100</w:t>
+              <w:t>22,100 Orders</w:t>
             </w:r>
           </w:p>
         </w:tc>
@@ -899,38 +1350,17 @@
             <w:tcW w:type="dxa" w:w="1440"/>
             <w:shd w:fill="F8FAFC"/>
             <w:tcMar>
-              <w:top w:w="80" w:type="dxa"/>
-              <w:bottom w:w="80" w:type="dxa"/>
-              <w:left w:w="140" w:type="dxa"/>
-              <w:right w:w="140" w:type="dxa"/>
+              <w:top w:w="70" w:type="dxa"/>
+              <w:bottom w:w="70" w:type="dxa"/>
+              <w:left w:w="120" w:type="dxa"/>
+              <w:right w:w="120" w:type="dxa"/>
             </w:tcMar>
           </w:tcPr>
           <w:p>
             <w:r>
               <w:rPr>
                 <w:color w:val="334155"/>
-                <w:sz w:val="17"/>
-              </w:rPr>
-              <w:t>58,400</w:t>
-            </w:r>
-          </w:p>
-        </w:tc>
-        <w:tc>
-          <w:tcPr>
-            <w:tcW w:type="dxa" w:w="1440"/>
-            <w:shd w:fill="F8FAFC"/>
-            <w:tcMar>
-              <w:top w:w="80" w:type="dxa"/>
-              <w:bottom w:w="80" w:type="dxa"/>
-              <w:left w:w="140" w:type="dxa"/>
-              <w:right w:w="140" w:type="dxa"/>
-            </w:tcMar>
-          </w:tcPr>
-          <w:p>
-            <w:r>
-              <w:rPr>
-                <w:color w:val="334155"/>
-                <w:sz w:val="17"/>
+                <w:sz w:val="16"/>
               </w:rPr>
               <w:t>₹148.90 Cr</w:t>
             </w:r>
@@ -941,17 +1371,17 @@
             <w:tcW w:type="dxa" w:w="1440"/>
             <w:shd w:fill="F8FAFC"/>
             <w:tcMar>
-              <w:top w:w="80" w:type="dxa"/>
-              <w:bottom w:w="80" w:type="dxa"/>
-              <w:left w:w="140" w:type="dxa"/>
-              <w:right w:w="140" w:type="dxa"/>
+              <w:top w:w="70" w:type="dxa"/>
+              <w:bottom w:w="70" w:type="dxa"/>
+              <w:left w:w="120" w:type="dxa"/>
+              <w:right w:w="120" w:type="dxa"/>
             </w:tcMar>
           </w:tcPr>
           <w:p>
             <w:r>
               <w:rPr>
                 <w:color w:val="334155"/>
-                <w:sz w:val="17"/>
+                <w:sz w:val="16"/>
               </w:rPr>
               <w:t>₹52.12 Cr</w:t>
             </w:r>
@@ -962,19 +1392,40 @@
             <w:tcW w:type="dxa" w:w="1440"/>
             <w:shd w:fill="F8FAFC"/>
             <w:tcMar>
-              <w:top w:w="80" w:type="dxa"/>
-              <w:bottom w:w="80" w:type="dxa"/>
-              <w:left w:w="140" w:type="dxa"/>
-              <w:right w:w="140" w:type="dxa"/>
+              <w:top w:w="70" w:type="dxa"/>
+              <w:bottom w:w="70" w:type="dxa"/>
+              <w:left w:w="120" w:type="dxa"/>
+              <w:right w:w="120" w:type="dxa"/>
             </w:tcMar>
           </w:tcPr>
           <w:p>
             <w:r>
               <w:rPr>
                 <w:color w:val="334155"/>
-                <w:sz w:val="17"/>
+                <w:sz w:val="16"/>
               </w:rPr>
               <w:t>35.00%</w:t>
+            </w:r>
+          </w:p>
+        </w:tc>
+        <w:tc>
+          <w:tcPr>
+            <w:tcW w:type="dxa" w:w="1440"/>
+            <w:shd w:fill="F8FAFC"/>
+            <w:tcMar>
+              <w:top w:w="70" w:type="dxa"/>
+              <w:bottom w:w="70" w:type="dxa"/>
+              <w:left w:w="120" w:type="dxa"/>
+              <w:right w:w="120" w:type="dxa"/>
+            </w:tcMar>
+          </w:tcPr>
+          <w:p>
+            <w:r>
+              <w:rPr>
+                <w:color w:val="334155"/>
+                <w:sz w:val="16"/>
+              </w:rPr>
+              <w:t>High-margin seasonal collections</w:t>
             </w:r>
           </w:p>
         </w:tc>
@@ -985,19 +1436,19 @@
             <w:tcW w:type="dxa" w:w="1440"/>
             <w:shd w:fill="FFFFFF"/>
             <w:tcMar>
-              <w:top w:w="80" w:type="dxa"/>
-              <w:bottom w:w="80" w:type="dxa"/>
-              <w:left w:w="140" w:type="dxa"/>
-              <w:right w:w="140" w:type="dxa"/>
+              <w:top w:w="70" w:type="dxa"/>
+              <w:bottom w:w="70" w:type="dxa"/>
+              <w:left w:w="120" w:type="dxa"/>
+              <w:right w:w="120" w:type="dxa"/>
             </w:tcMar>
           </w:tcPr>
           <w:p>
             <w:r>
               <w:rPr>
                 <w:color w:val="334155"/>
-                <w:sz w:val="17"/>
+                <w:sz w:val="16"/>
               </w:rPr>
-              <w:t>Home &amp; Kitchen</w:t>
+              <w:t>Home &amp; Kitchen Appliances</w:t>
             </w:r>
           </w:p>
         </w:tc>
@@ -1006,19 +1457,19 @@
             <w:tcW w:type="dxa" w:w="1440"/>
             <w:shd w:fill="FFFFFF"/>
             <w:tcMar>
-              <w:top w:w="80" w:type="dxa"/>
-              <w:bottom w:w="80" w:type="dxa"/>
-              <w:left w:w="140" w:type="dxa"/>
-              <w:right w:w="140" w:type="dxa"/>
+              <w:top w:w="70" w:type="dxa"/>
+              <w:bottom w:w="70" w:type="dxa"/>
+              <w:left w:w="120" w:type="dxa"/>
+              <w:right w:w="120" w:type="dxa"/>
             </w:tcMar>
           </w:tcPr>
           <w:p>
             <w:r>
               <w:rPr>
                 <w:color w:val="334155"/>
-                <w:sz w:val="17"/>
+                <w:sz w:val="16"/>
               </w:rPr>
-              <w:t>16,800</w:t>
+              <w:t>16,800 Orders</w:t>
             </w:r>
           </w:p>
         </w:tc>
@@ -1027,38 +1478,17 @@
             <w:tcW w:type="dxa" w:w="1440"/>
             <w:shd w:fill="FFFFFF"/>
             <w:tcMar>
-              <w:top w:w="80" w:type="dxa"/>
-              <w:bottom w:w="80" w:type="dxa"/>
-              <w:left w:w="140" w:type="dxa"/>
-              <w:right w:w="140" w:type="dxa"/>
+              <w:top w:w="70" w:type="dxa"/>
+              <w:bottom w:w="70" w:type="dxa"/>
+              <w:left w:w="120" w:type="dxa"/>
+              <w:right w:w="120" w:type="dxa"/>
             </w:tcMar>
           </w:tcPr>
           <w:p>
             <w:r>
               <w:rPr>
                 <w:color w:val="334155"/>
-                <w:sz w:val="17"/>
-              </w:rPr>
-              <w:t>34,200</w:t>
-            </w:r>
-          </w:p>
-        </w:tc>
-        <w:tc>
-          <w:tcPr>
-            <w:tcW w:type="dxa" w:w="1440"/>
-            <w:shd w:fill="FFFFFF"/>
-            <w:tcMar>
-              <w:top w:w="80" w:type="dxa"/>
-              <w:bottom w:w="80" w:type="dxa"/>
-              <w:left w:w="140" w:type="dxa"/>
-              <w:right w:w="140" w:type="dxa"/>
-            </w:tcMar>
-          </w:tcPr>
-          <w:p>
-            <w:r>
-              <w:rPr>
-                <w:color w:val="334155"/>
-                <w:sz w:val="17"/>
+                <w:sz w:val="16"/>
               </w:rPr>
               <w:t>₹115.40 Cr</w:t>
             </w:r>
@@ -1069,17 +1499,17 @@
             <w:tcW w:type="dxa" w:w="1440"/>
             <w:shd w:fill="FFFFFF"/>
             <w:tcMar>
-              <w:top w:w="80" w:type="dxa"/>
-              <w:bottom w:w="80" w:type="dxa"/>
-              <w:left w:w="140" w:type="dxa"/>
-              <w:right w:w="140" w:type="dxa"/>
+              <w:top w:w="70" w:type="dxa"/>
+              <w:bottom w:w="70" w:type="dxa"/>
+              <w:left w:w="120" w:type="dxa"/>
+              <w:right w:w="120" w:type="dxa"/>
             </w:tcMar>
           </w:tcPr>
           <w:p>
             <w:r>
               <w:rPr>
                 <w:color w:val="334155"/>
-                <w:sz w:val="17"/>
+                <w:sz w:val="16"/>
               </w:rPr>
               <w:t>₹34.62 Cr</w:t>
             </w:r>
@@ -1090,19 +1520,40 @@
             <w:tcW w:type="dxa" w:w="1440"/>
             <w:shd w:fill="FFFFFF"/>
             <w:tcMar>
-              <w:top w:w="80" w:type="dxa"/>
-              <w:bottom w:w="80" w:type="dxa"/>
-              <w:left w:w="140" w:type="dxa"/>
-              <w:right w:w="140" w:type="dxa"/>
+              <w:top w:w="70" w:type="dxa"/>
+              <w:bottom w:w="70" w:type="dxa"/>
+              <w:left w:w="120" w:type="dxa"/>
+              <w:right w:w="120" w:type="dxa"/>
             </w:tcMar>
           </w:tcPr>
           <w:p>
             <w:r>
               <w:rPr>
                 <w:color w:val="334155"/>
-                <w:sz w:val="17"/>
+                <w:sz w:val="16"/>
               </w:rPr>
               <w:t>30.00%</w:t>
+            </w:r>
+          </w:p>
+        </w:tc>
+        <w:tc>
+          <w:tcPr>
+            <w:tcW w:type="dxa" w:w="1440"/>
+            <w:shd w:fill="FFFFFF"/>
+            <w:tcMar>
+              <w:top w:w="70" w:type="dxa"/>
+              <w:bottom w:w="70" w:type="dxa"/>
+              <w:left w:w="120" w:type="dxa"/>
+              <w:right w:w="120" w:type="dxa"/>
+            </w:tcMar>
+          </w:tcPr>
+          <w:p>
+            <w:r>
+              <w:rPr>
+                <w:color w:val="334155"/>
+                <w:sz w:val="16"/>
+              </w:rPr>
+              <w:t>Core domestic repeat orders</w:t>
             </w:r>
           </w:p>
         </w:tc>
@@ -1113,19 +1564,19 @@
             <w:tcW w:type="dxa" w:w="1440"/>
             <w:shd w:fill="F8FAFC"/>
             <w:tcMar>
-              <w:top w:w="80" w:type="dxa"/>
-              <w:bottom w:w="80" w:type="dxa"/>
-              <w:left w:w="140" w:type="dxa"/>
-              <w:right w:w="140" w:type="dxa"/>
+              <w:top w:w="70" w:type="dxa"/>
+              <w:bottom w:w="70" w:type="dxa"/>
+              <w:left w:w="120" w:type="dxa"/>
+              <w:right w:w="120" w:type="dxa"/>
             </w:tcMar>
           </w:tcPr>
           <w:p>
             <w:r>
               <w:rPr>
                 <w:color w:val="334155"/>
-                <w:sz w:val="17"/>
+                <w:sz w:val="16"/>
               </w:rPr>
-              <w:t>Grocery &amp; Staples</w:t>
+              <w:t>Grocery &amp; FMCG Staples</w:t>
             </w:r>
           </w:p>
         </w:tc>
@@ -1134,19 +1585,19 @@
             <w:tcW w:type="dxa" w:w="1440"/>
             <w:shd w:fill="F8FAFC"/>
             <w:tcMar>
-              <w:top w:w="80" w:type="dxa"/>
-              <w:bottom w:w="80" w:type="dxa"/>
-              <w:left w:w="140" w:type="dxa"/>
-              <w:right w:w="140" w:type="dxa"/>
+              <w:top w:w="70" w:type="dxa"/>
+              <w:bottom w:w="70" w:type="dxa"/>
+              <w:left w:w="120" w:type="dxa"/>
+              <w:right w:w="120" w:type="dxa"/>
             </w:tcMar>
           </w:tcPr>
           <w:p>
             <w:r>
               <w:rPr>
                 <w:color w:val="334155"/>
-                <w:sz w:val="17"/>
+                <w:sz w:val="16"/>
               </w:rPr>
-              <w:t>9,850</w:t>
+              <w:t>9,850 Orders</w:t>
             </w:r>
           </w:p>
         </w:tc>
@@ -1155,38 +1606,17 @@
             <w:tcW w:type="dxa" w:w="1440"/>
             <w:shd w:fill="F8FAFC"/>
             <w:tcMar>
-              <w:top w:w="80" w:type="dxa"/>
-              <w:bottom w:w="80" w:type="dxa"/>
-              <w:left w:w="140" w:type="dxa"/>
-              <w:right w:w="140" w:type="dxa"/>
+              <w:top w:w="70" w:type="dxa"/>
+              <w:bottom w:w="70" w:type="dxa"/>
+              <w:left w:w="120" w:type="dxa"/>
+              <w:right w:w="120" w:type="dxa"/>
             </w:tcMar>
           </w:tcPr>
           <w:p>
             <w:r>
               <w:rPr>
                 <w:color w:val="334155"/>
-                <w:sz w:val="17"/>
-              </w:rPr>
-              <w:t>89,500</w:t>
-            </w:r>
-          </w:p>
-        </w:tc>
-        <w:tc>
-          <w:tcPr>
-            <w:tcW w:type="dxa" w:w="1440"/>
-            <w:shd w:fill="F8FAFC"/>
-            <w:tcMar>
-              <w:top w:w="80" w:type="dxa"/>
-              <w:bottom w:w="80" w:type="dxa"/>
-              <w:left w:w="140" w:type="dxa"/>
-              <w:right w:w="140" w:type="dxa"/>
-            </w:tcMar>
-          </w:tcPr>
-          <w:p>
-            <w:r>
-              <w:rPr>
-                <w:color w:val="334155"/>
-                <w:sz w:val="17"/>
+                <w:sz w:val="16"/>
               </w:rPr>
               <w:t>₹82.50 Cr</w:t>
             </w:r>
@@ -1197,17 +1627,17 @@
             <w:tcW w:type="dxa" w:w="1440"/>
             <w:shd w:fill="F8FAFC"/>
             <w:tcMar>
-              <w:top w:w="80" w:type="dxa"/>
-              <w:bottom w:w="80" w:type="dxa"/>
-              <w:left w:w="140" w:type="dxa"/>
-              <w:right w:w="140" w:type="dxa"/>
+              <w:top w:w="70" w:type="dxa"/>
+              <w:bottom w:w="70" w:type="dxa"/>
+              <w:left w:w="120" w:type="dxa"/>
+              <w:right w:w="120" w:type="dxa"/>
             </w:tcMar>
           </w:tcPr>
           <w:p>
             <w:r>
               <w:rPr>
                 <w:color w:val="334155"/>
-                <w:sz w:val="17"/>
+                <w:sz w:val="16"/>
               </w:rPr>
               <w:t>₹14.85 Cr</w:t>
             </w:r>
@@ -1218,19 +1648,40 @@
             <w:tcW w:type="dxa" w:w="1440"/>
             <w:shd w:fill="F8FAFC"/>
             <w:tcMar>
-              <w:top w:w="80" w:type="dxa"/>
-              <w:bottom w:w="80" w:type="dxa"/>
-              <w:left w:w="140" w:type="dxa"/>
-              <w:right w:w="140" w:type="dxa"/>
+              <w:top w:w="70" w:type="dxa"/>
+              <w:bottom w:w="70" w:type="dxa"/>
+              <w:left w:w="120" w:type="dxa"/>
+              <w:right w:w="120" w:type="dxa"/>
             </w:tcMar>
           </w:tcPr>
           <w:p>
             <w:r>
               <w:rPr>
                 <w:color w:val="334155"/>
-                <w:sz w:val="17"/>
+                <w:sz w:val="16"/>
               </w:rPr>
               <w:t>18.00%</w:t>
+            </w:r>
+          </w:p>
+        </w:tc>
+        <w:tc>
+          <w:tcPr>
+            <w:tcW w:type="dxa" w:w="1440"/>
+            <w:shd w:fill="F8FAFC"/>
+            <w:tcMar>
+              <w:top w:w="70" w:type="dxa"/>
+              <w:bottom w:w="70" w:type="dxa"/>
+              <w:left w:w="120" w:type="dxa"/>
+              <w:right w:w="120" w:type="dxa"/>
+            </w:tcMar>
+          </w:tcPr>
+          <w:p>
+            <w:r>
+              <w:rPr>
+                <w:color w:val="334155"/>
+                <w:sz w:val="16"/>
+              </w:rPr>
+              <w:t>High frequency, basket builder</w:t>
             </w:r>
           </w:p>
         </w:tc>
@@ -1241,19 +1692,19 @@
             <w:tcW w:type="dxa" w:w="1440"/>
             <w:shd w:fill="FFFFFF"/>
             <w:tcMar>
-              <w:top w:w="80" w:type="dxa"/>
-              <w:bottom w:w="80" w:type="dxa"/>
-              <w:left w:w="140" w:type="dxa"/>
-              <w:right w:w="140" w:type="dxa"/>
+              <w:top w:w="70" w:type="dxa"/>
+              <w:bottom w:w="70" w:type="dxa"/>
+              <w:left w:w="120" w:type="dxa"/>
+              <w:right w:w="120" w:type="dxa"/>
             </w:tcMar>
           </w:tcPr>
           <w:p>
             <w:r>
               <w:rPr>
                 <w:color w:val="334155"/>
-                <w:sz w:val="17"/>
+                <w:sz w:val="16"/>
               </w:rPr>
-              <w:t>Health &amp; Beauty</w:t>
+              <w:t>Health &amp; Beauty Wellness</w:t>
             </w:r>
           </w:p>
         </w:tc>
@@ -1262,19 +1713,19 @@
             <w:tcW w:type="dxa" w:w="1440"/>
             <w:shd w:fill="FFFFFF"/>
             <w:tcMar>
-              <w:top w:w="80" w:type="dxa"/>
-              <w:bottom w:w="80" w:type="dxa"/>
-              <w:left w:w="140" w:type="dxa"/>
-              <w:right w:w="140" w:type="dxa"/>
+              <w:top w:w="70" w:type="dxa"/>
+              <w:bottom w:w="70" w:type="dxa"/>
+              <w:left w:w="120" w:type="dxa"/>
+              <w:right w:w="120" w:type="dxa"/>
             </w:tcMar>
           </w:tcPr>
           <w:p>
             <w:r>
               <w:rPr>
                 <w:color w:val="334155"/>
-                <w:sz w:val="17"/>
+                <w:sz w:val="16"/>
               </w:rPr>
-              <w:t>5,340</w:t>
+              <w:t>5,340 Orders</w:t>
             </w:r>
           </w:p>
         </w:tc>
@@ -1283,38 +1734,17 @@
             <w:tcW w:type="dxa" w:w="1440"/>
             <w:shd w:fill="FFFFFF"/>
             <w:tcMar>
-              <w:top w:w="80" w:type="dxa"/>
-              <w:bottom w:w="80" w:type="dxa"/>
-              <w:left w:w="140" w:type="dxa"/>
-              <w:right w:w="140" w:type="dxa"/>
+              <w:top w:w="70" w:type="dxa"/>
+              <w:bottom w:w="70" w:type="dxa"/>
+              <w:left w:w="120" w:type="dxa"/>
+              <w:right w:w="120" w:type="dxa"/>
             </w:tcMar>
           </w:tcPr>
           <w:p>
             <w:r>
               <w:rPr>
                 <w:color w:val="334155"/>
-                <w:sz w:val="17"/>
-              </w:rPr>
-              <w:t>18,900</w:t>
-            </w:r>
-          </w:p>
-        </w:tc>
-        <w:tc>
-          <w:tcPr>
-            <w:tcW w:type="dxa" w:w="1440"/>
-            <w:shd w:fill="FFFFFF"/>
-            <w:tcMar>
-              <w:top w:w="80" w:type="dxa"/>
-              <w:bottom w:w="80" w:type="dxa"/>
-              <w:left w:w="140" w:type="dxa"/>
-              <w:right w:w="140" w:type="dxa"/>
-            </w:tcMar>
-          </w:tcPr>
-          <w:p>
-            <w:r>
-              <w:rPr>
-                <w:color w:val="334155"/>
-                <w:sz w:val="17"/>
+                <w:sz w:val="16"/>
               </w:rPr>
               <w:t>₹46.00 Cr</w:t>
             </w:r>
@@ -1325,17 +1755,17 @@
             <w:tcW w:type="dxa" w:w="1440"/>
             <w:shd w:fill="FFFFFF"/>
             <w:tcMar>
-              <w:top w:w="80" w:type="dxa"/>
-              <w:bottom w:w="80" w:type="dxa"/>
-              <w:left w:w="140" w:type="dxa"/>
-              <w:right w:w="140" w:type="dxa"/>
+              <w:top w:w="70" w:type="dxa"/>
+              <w:bottom w:w="70" w:type="dxa"/>
+              <w:left w:w="120" w:type="dxa"/>
+              <w:right w:w="120" w:type="dxa"/>
             </w:tcMar>
           </w:tcPr>
           <w:p>
             <w:r>
               <w:rPr>
                 <w:color w:val="334155"/>
-                <w:sz w:val="17"/>
+                <w:sz w:val="16"/>
               </w:rPr>
               <w:t>₹16.10 Cr</w:t>
             </w:r>
@@ -1346,19 +1776,168 @@
             <w:tcW w:type="dxa" w:w="1440"/>
             <w:shd w:fill="FFFFFF"/>
             <w:tcMar>
-              <w:top w:w="80" w:type="dxa"/>
-              <w:bottom w:w="80" w:type="dxa"/>
-              <w:left w:w="140" w:type="dxa"/>
-              <w:right w:w="140" w:type="dxa"/>
+              <w:top w:w="70" w:type="dxa"/>
+              <w:bottom w:w="70" w:type="dxa"/>
+              <w:left w:w="120" w:type="dxa"/>
+              <w:right w:w="120" w:type="dxa"/>
             </w:tcMar>
           </w:tcPr>
           <w:p>
             <w:r>
               <w:rPr>
                 <w:color w:val="334155"/>
-                <w:sz w:val="17"/>
+                <w:sz w:val="16"/>
               </w:rPr>
               <w:t>35.00%</w:t>
+            </w:r>
+          </w:p>
+        </w:tc>
+        <w:tc>
+          <w:tcPr>
+            <w:tcW w:type="dxa" w:w="1440"/>
+            <w:shd w:fill="FFFFFF"/>
+            <w:tcMar>
+              <w:top w:w="70" w:type="dxa"/>
+              <w:bottom w:w="70" w:type="dxa"/>
+              <w:left w:w="120" w:type="dxa"/>
+              <w:right w:w="120" w:type="dxa"/>
+            </w:tcMar>
+          </w:tcPr>
+          <w:p>
+            <w:r>
+              <w:rPr>
+                <w:color w:val="334155"/>
+                <w:sz w:val="16"/>
+              </w:rPr>
+              <w:t>Fast-growing high-margin segment</w:t>
+            </w:r>
+          </w:p>
+        </w:tc>
+      </w:tr>
+      <w:tr>
+        <w:tc>
+          <w:tcPr>
+            <w:tcW w:type="dxa" w:w="1440"/>
+            <w:shd w:fill="F8FAFC"/>
+            <w:tcMar>
+              <w:top w:w="70" w:type="dxa"/>
+              <w:bottom w:w="70" w:type="dxa"/>
+              <w:left w:w="120" w:type="dxa"/>
+              <w:right w:w="120" w:type="dxa"/>
+            </w:tcMar>
+          </w:tcPr>
+          <w:p>
+            <w:r>
+              <w:rPr>
+                <w:color w:val="334155"/>
+                <w:sz w:val="16"/>
+              </w:rPr>
+              <w:t>Top 8 Brands Combined</w:t>
+            </w:r>
+          </w:p>
+        </w:tc>
+        <w:tc>
+          <w:tcPr>
+            <w:tcW w:type="dxa" w:w="1440"/>
+            <w:shd w:fill="F8FAFC"/>
+            <w:tcMar>
+              <w:top w:w="70" w:type="dxa"/>
+              <w:bottom w:w="70" w:type="dxa"/>
+              <w:left w:w="120" w:type="dxa"/>
+              <w:right w:w="120" w:type="dxa"/>
+            </w:tcMar>
+          </w:tcPr>
+          <w:p>
+            <w:r>
+              <w:rPr>
+                <w:color w:val="334155"/>
+                <w:sz w:val="16"/>
+              </w:rPr>
+              <w:t>52,400 Orders</w:t>
+            </w:r>
+          </w:p>
+        </w:tc>
+        <w:tc>
+          <w:tcPr>
+            <w:tcW w:type="dxa" w:w="1440"/>
+            <w:shd w:fill="F8FAFC"/>
+            <w:tcMar>
+              <w:top w:w="70" w:type="dxa"/>
+              <w:bottom w:w="70" w:type="dxa"/>
+              <w:left w:w="120" w:type="dxa"/>
+              <w:right w:w="120" w:type="dxa"/>
+            </w:tcMar>
+          </w:tcPr>
+          <w:p>
+            <w:r>
+              <w:rPr>
+                <w:color w:val="334155"/>
+                <w:sz w:val="16"/>
+              </w:rPr>
+              <w:t>₹270.96 Cr</w:t>
+            </w:r>
+          </w:p>
+        </w:tc>
+        <w:tc>
+          <w:tcPr>
+            <w:tcW w:type="dxa" w:w="1440"/>
+            <w:shd w:fill="F8FAFC"/>
+            <w:tcMar>
+              <w:top w:w="70" w:type="dxa"/>
+              <w:bottom w:w="70" w:type="dxa"/>
+              <w:left w:w="120" w:type="dxa"/>
+              <w:right w:w="120" w:type="dxa"/>
+            </w:tcMar>
+          </w:tcPr>
+          <w:p>
+            <w:r>
+              <w:rPr>
+                <w:color w:val="334155"/>
+                <w:sz w:val="16"/>
+              </w:rPr>
+              <w:t>₹74.51 Cr</w:t>
+            </w:r>
+          </w:p>
+        </w:tc>
+        <w:tc>
+          <w:tcPr>
+            <w:tcW w:type="dxa" w:w="1440"/>
+            <w:shd w:fill="F8FAFC"/>
+            <w:tcMar>
+              <w:top w:w="70" w:type="dxa"/>
+              <w:bottom w:w="70" w:type="dxa"/>
+              <w:left w:w="120" w:type="dxa"/>
+              <w:right w:w="120" w:type="dxa"/>
+            </w:tcMar>
+          </w:tcPr>
+          <w:p>
+            <w:r>
+              <w:rPr>
+                <w:color w:val="334155"/>
+                <w:sz w:val="16"/>
+              </w:rPr>
+              <w:t>27.50%</w:t>
+            </w:r>
+          </w:p>
+        </w:tc>
+        <w:tc>
+          <w:tcPr>
+            <w:tcW w:type="dxa" w:w="1440"/>
+            <w:shd w:fill="F8FAFC"/>
+            <w:tcMar>
+              <w:top w:w="70" w:type="dxa"/>
+              <w:bottom w:w="70" w:type="dxa"/>
+              <w:left w:w="120" w:type="dxa"/>
+              <w:right w:w="120" w:type="dxa"/>
+            </w:tcMar>
+          </w:tcPr>
+          <w:p>
+            <w:r>
+              <w:rPr>
+                <w:color w:val="334155"/>
+                <w:sz w:val="16"/>
+              </w:rPr>
+              <w:t>40.03% Total Net Sales</w:t>
             </w:r>
           </w:p>
         </w:tc>
@@ -1366,7 +1945,7 @@
     </w:tbl>
     <w:p>
       <w:pPr>
-        <w:spacing w:after="200"/>
+        <w:spacing w:after="160"/>
       </w:pPr>
     </w:p>
     <w:p>
@@ -1377,14 +1956,75 @@
         <w:rPr>
           <w:b/>
           <w:color w:val="1E293B"/>
-          <w:sz w:val="28"/>
+          <w:sz w:val="26"/>
         </w:rPr>
-        <w:t>2. Customer RFM Behavioral Segmentation &amp; Loyalty Tiers</w:t>
+        <w:t>2. Customer Domain: RFM Behavioral Segmentation, Cohorts &amp; Loyalty Tiers</w:t>
       </w:r>
     </w:p>
     <w:p>
       <w:r>
-        <w:t>PostgreSQL RFM customer scoring distribution and loyalty tier spending velocity.</w:t>
+        <w:t>Customer lifecycle dynamics, RFM score distributions, 26-month cohort retention longevity, and loyalty tier economics.</w:t>
+      </w:r>
+    </w:p>
+    <w:p>
+      <w:r>
+        <w:t>Associated Domain Visualizations in Dashboard:</w:t>
+      </w:r>
+    </w:p>
+    <w:p>
+      <w:pPr>
+        <w:pStyle w:val="ListBullet"/>
+      </w:pPr>
+      <w:r>
+        <w:rPr>
+          <w:b/>
+        </w:rPr>
+        <w:t xml:space="preserve">Chart 1 (Donut): </w:t>
+      </w:r>
+      <w:r>
+        <w:t>Behavioral RFM Customer Segmentation (Champions 17.8%, Loyal 22.5%, Potential 14.9%, At-Risk 13.0%, Dormant 12.6%)</w:t>
+      </w:r>
+    </w:p>
+    <w:p>
+      <w:pPr>
+        <w:pStyle w:val="ListBullet"/>
+      </w:pPr>
+      <w:r>
+        <w:rPr>
+          <w:b/>
+        </w:rPr>
+        <w:t xml:space="preserve">Chart 2 (Line): </w:t>
+      </w:r>
+      <w:r>
+        <w:t>26-Month Monthly Customer Retention &amp; Cohort Longevity</w:t>
+      </w:r>
+    </w:p>
+    <w:p>
+      <w:pPr>
+        <w:pStyle w:val="ListBullet"/>
+      </w:pPr>
+      <w:r>
+        <w:rPr>
+          <w:b/>
+        </w:rPr>
+        <w:t xml:space="preserve">Chart 3 (Combo): </w:t>
+      </w:r>
+      <w:r>
+        <w:t>Loyalty Tier Spend (₹ Cr) vs Member Count (Bronze, Silver, Gold, Platinum)</w:t>
+      </w:r>
+    </w:p>
+    <w:p>
+      <w:pPr>
+        <w:pStyle w:val="ListBullet"/>
+      </w:pPr>
+      <w:r>
+        <w:rPr>
+          <w:b/>
+        </w:rPr>
+        <w:t xml:space="preserve">Chart 4 (Donut): </w:t>
+      </w:r>
+      <w:r>
+        <w:t>Customer Purchase Frequency Cohorts (Single Purchase, 2-3 Repeat, 4-5 Regular, 6+ Power Buyers)</w:t>
       </w:r>
     </w:p>
     <w:tbl>
@@ -1408,10 +2048,10 @@
             <w:tcW w:type="dxa" w:w="1440"/>
             <w:shd w:fill="0F172A"/>
             <w:tcMar>
-              <w:top w:w="120" w:type="dxa"/>
-              <w:bottom w:w="120" w:type="dxa"/>
-              <w:left w:w="140" w:type="dxa"/>
-              <w:right w:w="140" w:type="dxa"/>
+              <w:top w:w="100" w:type="dxa"/>
+              <w:bottom w:w="100" w:type="dxa"/>
+              <w:left w:w="120" w:type="dxa"/>
+              <w:right w:w="120" w:type="dxa"/>
             </w:tcMar>
           </w:tcPr>
           <w:p>
@@ -1422,9 +2062,9 @@
               <w:rPr>
                 <w:b/>
                 <w:color w:val="FFFFFF"/>
-                <w:sz w:val="18"/>
+                <w:sz w:val="17"/>
               </w:rPr>
-              <w:t>RFM Segment / Tier</w:t>
+              <w:t>RFM Segment / Loyalty Tier</w:t>
             </w:r>
           </w:p>
         </w:tc>
@@ -1433,10 +2073,10 @@
             <w:tcW w:type="dxa" w:w="1440"/>
             <w:shd w:fill="0F172A"/>
             <w:tcMar>
-              <w:top w:w="120" w:type="dxa"/>
-              <w:bottom w:w="120" w:type="dxa"/>
-              <w:left w:w="140" w:type="dxa"/>
-              <w:right w:w="140" w:type="dxa"/>
+              <w:top w:w="100" w:type="dxa"/>
+              <w:bottom w:w="100" w:type="dxa"/>
+              <w:left w:w="120" w:type="dxa"/>
+              <w:right w:w="120" w:type="dxa"/>
             </w:tcMar>
           </w:tcPr>
           <w:p>
@@ -1447,9 +2087,9 @@
               <w:rPr>
                 <w:b/>
                 <w:color w:val="FFFFFF"/>
-                <w:sz w:val="18"/>
+                <w:sz w:val="17"/>
               </w:rPr>
-              <w:t>Customer Count</w:t>
+              <w:t>Member Count</w:t>
             </w:r>
           </w:p>
         </w:tc>
@@ -1458,10 +2098,10 @@
             <w:tcW w:type="dxa" w:w="1440"/>
             <w:shd w:fill="0F172A"/>
             <w:tcMar>
-              <w:top w:w="120" w:type="dxa"/>
-              <w:bottom w:w="120" w:type="dxa"/>
-              <w:left w:w="140" w:type="dxa"/>
-              <w:right w:w="140" w:type="dxa"/>
+              <w:top w:w="100" w:type="dxa"/>
+              <w:bottom w:w="100" w:type="dxa"/>
+              <w:left w:w="120" w:type="dxa"/>
+              <w:right w:w="120" w:type="dxa"/>
             </w:tcMar>
           </w:tcPr>
           <w:p>
@@ -1472,9 +2112,9 @@
               <w:rPr>
                 <w:b/>
                 <w:color w:val="FFFFFF"/>
-                <w:sz w:val="18"/>
+                <w:sz w:val="17"/>
               </w:rPr>
-              <w:t>Share (%)</w:t>
+              <w:t>Customer Share</w:t>
             </w:r>
           </w:p>
         </w:tc>
@@ -1483,10 +2123,10 @@
             <w:tcW w:type="dxa" w:w="1440"/>
             <w:shd w:fill="0F172A"/>
             <w:tcMar>
-              <w:top w:w="120" w:type="dxa"/>
-              <w:bottom w:w="120" w:type="dxa"/>
-              <w:left w:w="140" w:type="dxa"/>
-              <w:right w:w="140" w:type="dxa"/>
+              <w:top w:w="100" w:type="dxa"/>
+              <w:bottom w:w="100" w:type="dxa"/>
+              <w:left w:w="120" w:type="dxa"/>
+              <w:right w:w="120" w:type="dxa"/>
             </w:tcMar>
           </w:tcPr>
           <w:p>
@@ -1497,7 +2137,32 @@
               <w:rPr>
                 <w:b/>
                 <w:color w:val="FFFFFF"/>
-                <w:sz w:val="18"/>
+                <w:sz w:val="17"/>
+              </w:rPr>
+              <w:t>Total Spend (₹ Cr)</w:t>
+            </w:r>
+          </w:p>
+        </w:tc>
+        <w:tc>
+          <w:tcPr>
+            <w:tcW w:type="dxa" w:w="1440"/>
+            <w:shd w:fill="0F172A"/>
+            <w:tcMar>
+              <w:top w:w="100" w:type="dxa"/>
+              <w:bottom w:w="100" w:type="dxa"/>
+              <w:left w:w="120" w:type="dxa"/>
+              <w:right w:w="120" w:type="dxa"/>
+            </w:tcMar>
+          </w:tcPr>
+          <w:p>
+            <w:pPr>
+              <w:jc w:val="left"/>
+            </w:pPr>
+            <w:r>
+              <w:rPr>
+                <w:b/>
+                <w:color w:val="FFFFFF"/>
+                <w:sz w:val="17"/>
               </w:rPr>
               <w:t>Avg Recency</w:t>
             </w:r>
@@ -1508,10 +2173,10 @@
             <w:tcW w:type="dxa" w:w="1440"/>
             <w:shd w:fill="0F172A"/>
             <w:tcMar>
-              <w:top w:w="120" w:type="dxa"/>
-              <w:bottom w:w="120" w:type="dxa"/>
-              <w:left w:w="140" w:type="dxa"/>
-              <w:right w:w="140" w:type="dxa"/>
+              <w:top w:w="100" w:type="dxa"/>
+              <w:bottom w:w="100" w:type="dxa"/>
+              <w:left w:w="120" w:type="dxa"/>
+              <w:right w:w="120" w:type="dxa"/>
             </w:tcMar>
           </w:tcPr>
           <w:p>
@@ -1522,34 +2187,9 @@
               <w:rPr>
                 <w:b/>
                 <w:color w:val="FFFFFF"/>
-                <w:sz w:val="18"/>
+                <w:sz w:val="17"/>
               </w:rPr>
-              <w:t>Total Spend (₹ Cr)</w:t>
-            </w:r>
-          </w:p>
-        </w:tc>
-        <w:tc>
-          <w:tcPr>
-            <w:tcW w:type="dxa" w:w="1440"/>
-            <w:shd w:fill="0F172A"/>
-            <w:tcMar>
-              <w:top w:w="120" w:type="dxa"/>
-              <w:bottom w:w="120" w:type="dxa"/>
-              <w:left w:w="140" w:type="dxa"/>
-              <w:right w:w="140" w:type="dxa"/>
-            </w:tcMar>
-          </w:tcPr>
-          <w:p>
-            <w:pPr>
-              <w:jc w:val="left"/>
-            </w:pPr>
-            <w:r>
-              <w:rPr>
-                <w:b/>
-                <w:color w:val="FFFFFF"/>
-                <w:sz w:val="18"/>
-              </w:rPr>
-              <w:t>Strategic Retention Focus</w:t>
+              <w:t>Strategic Action</w:t>
             </w:r>
           </w:p>
         </w:tc>
@@ -1560,19 +2200,19 @@
             <w:tcW w:type="dxa" w:w="1440"/>
             <w:shd w:fill="FFFFFF"/>
             <w:tcMar>
-              <w:top w:w="80" w:type="dxa"/>
-              <w:bottom w:w="80" w:type="dxa"/>
-              <w:left w:w="140" w:type="dxa"/>
-              <w:right w:w="140" w:type="dxa"/>
+              <w:top w:w="70" w:type="dxa"/>
+              <w:bottom w:w="70" w:type="dxa"/>
+              <w:left w:w="120" w:type="dxa"/>
+              <w:right w:w="120" w:type="dxa"/>
             </w:tcMar>
           </w:tcPr>
           <w:p>
             <w:r>
               <w:rPr>
                 <w:color w:val="334155"/>
-                <w:sz w:val="17"/>
+                <w:sz w:val="16"/>
               </w:rPr>
-              <w:t>Champions</w:t>
+              <w:t>Champions (VIP Tier)</w:t>
             </w:r>
           </w:p>
         </w:tc>
@@ -1581,19 +2221,19 @@
             <w:tcW w:type="dxa" w:w="1440"/>
             <w:shd w:fill="FFFFFF"/>
             <w:tcMar>
-              <w:top w:w="80" w:type="dxa"/>
-              <w:bottom w:w="80" w:type="dxa"/>
-              <w:left w:w="140" w:type="dxa"/>
-              <w:right w:w="140" w:type="dxa"/>
+              <w:top w:w="70" w:type="dxa"/>
+              <w:bottom w:w="70" w:type="dxa"/>
+              <w:left w:w="120" w:type="dxa"/>
+              <w:right w:w="120" w:type="dxa"/>
             </w:tcMar>
           </w:tcPr>
           <w:p>
             <w:r>
               <w:rPr>
                 <w:color w:val="334155"/>
-                <w:sz w:val="17"/>
+                <w:sz w:val="16"/>
               </w:rPr>
-              <w:t>8,885</w:t>
+              <w:t>8,885 Members</w:t>
             </w:r>
           </w:p>
         </w:tc>
@@ -1602,17 +2242,17 @@
             <w:tcW w:type="dxa" w:w="1440"/>
             <w:shd w:fill="FFFFFF"/>
             <w:tcMar>
-              <w:top w:w="80" w:type="dxa"/>
-              <w:bottom w:w="80" w:type="dxa"/>
-              <w:left w:w="140" w:type="dxa"/>
-              <w:right w:w="140" w:type="dxa"/>
+              <w:top w:w="70" w:type="dxa"/>
+              <w:bottom w:w="70" w:type="dxa"/>
+              <w:left w:w="120" w:type="dxa"/>
+              <w:right w:w="120" w:type="dxa"/>
             </w:tcMar>
           </w:tcPr>
           <w:p>
             <w:r>
               <w:rPr>
                 <w:color w:val="334155"/>
-                <w:sz w:val="17"/>
+                <w:sz w:val="16"/>
               </w:rPr>
               <w:t>17.77%</w:t>
             </w:r>
@@ -1623,17 +2263,38 @@
             <w:tcW w:type="dxa" w:w="1440"/>
             <w:shd w:fill="FFFFFF"/>
             <w:tcMar>
-              <w:top w:w="80" w:type="dxa"/>
-              <w:bottom w:w="80" w:type="dxa"/>
-              <w:left w:w="140" w:type="dxa"/>
-              <w:right w:w="140" w:type="dxa"/>
+              <w:top w:w="70" w:type="dxa"/>
+              <w:bottom w:w="70" w:type="dxa"/>
+              <w:left w:w="120" w:type="dxa"/>
+              <w:right w:w="120" w:type="dxa"/>
             </w:tcMar>
           </w:tcPr>
           <w:p>
             <w:r>
               <w:rPr>
                 <w:color w:val="334155"/>
-                <w:sz w:val="17"/>
+                <w:sz w:val="16"/>
+              </w:rPr>
+              <w:t>₹234.80 Cr</w:t>
+            </w:r>
+          </w:p>
+        </w:tc>
+        <w:tc>
+          <w:tcPr>
+            <w:tcW w:type="dxa" w:w="1440"/>
+            <w:shd w:fill="FFFFFF"/>
+            <w:tcMar>
+              <w:top w:w="70" w:type="dxa"/>
+              <w:bottom w:w="70" w:type="dxa"/>
+              <w:left w:w="120" w:type="dxa"/>
+              <w:right w:w="120" w:type="dxa"/>
+            </w:tcMar>
+          </w:tcPr>
+          <w:p>
+            <w:r>
+              <w:rPr>
+                <w:color w:val="334155"/>
+                <w:sz w:val="16"/>
               </w:rPr>
               <w:t>14 Days</w:t>
             </w:r>
@@ -1644,40 +2305,19 @@
             <w:tcW w:type="dxa" w:w="1440"/>
             <w:shd w:fill="FFFFFF"/>
             <w:tcMar>
-              <w:top w:w="80" w:type="dxa"/>
-              <w:bottom w:w="80" w:type="dxa"/>
-              <w:left w:w="140" w:type="dxa"/>
-              <w:right w:w="140" w:type="dxa"/>
+              <w:top w:w="70" w:type="dxa"/>
+              <w:bottom w:w="70" w:type="dxa"/>
+              <w:left w:w="120" w:type="dxa"/>
+              <w:right w:w="120" w:type="dxa"/>
             </w:tcMar>
           </w:tcPr>
           <w:p>
             <w:r>
               <w:rPr>
                 <w:color w:val="334155"/>
-                <w:sz w:val="17"/>
+                <w:sz w:val="16"/>
               </w:rPr>
-              <w:t>₹234.80 Cr</w:t>
-            </w:r>
-          </w:p>
-        </w:tc>
-        <w:tc>
-          <w:tcPr>
-            <w:tcW w:type="dxa" w:w="1440"/>
-            <w:shd w:fill="FFFFFF"/>
-            <w:tcMar>
-              <w:top w:w="80" w:type="dxa"/>
-              <w:bottom w:w="80" w:type="dxa"/>
-              <w:left w:w="140" w:type="dxa"/>
-              <w:right w:w="140" w:type="dxa"/>
-            </w:tcMar>
-          </w:tcPr>
-          <w:p>
-            <w:r>
-              <w:rPr>
-                <w:color w:val="334155"/>
-                <w:sz w:val="17"/>
-              </w:rPr>
-              <w:t>VIP Exclusives &amp; Early Access</w:t>
+              <w:t>Exclusive early access &amp; white-glove service</w:t>
             </w:r>
           </w:p>
         </w:tc>
@@ -1688,19 +2328,19 @@
             <w:tcW w:type="dxa" w:w="1440"/>
             <w:shd w:fill="F8FAFC"/>
             <w:tcMar>
-              <w:top w:w="80" w:type="dxa"/>
-              <w:bottom w:w="80" w:type="dxa"/>
-              <w:left w:w="140" w:type="dxa"/>
-              <w:right w:w="140" w:type="dxa"/>
+              <w:top w:w="70" w:type="dxa"/>
+              <w:bottom w:w="70" w:type="dxa"/>
+              <w:left w:w="120" w:type="dxa"/>
+              <w:right w:w="120" w:type="dxa"/>
             </w:tcMar>
           </w:tcPr>
           <w:p>
             <w:r>
               <w:rPr>
                 <w:color w:val="334155"/>
-                <w:sz w:val="17"/>
+                <w:sz w:val="16"/>
               </w:rPr>
-              <w:t>Loyal Customers</w:t>
+              <w:t>Loyal Customers (Gold Tier)</w:t>
             </w:r>
           </w:p>
         </w:tc>
@@ -1709,19 +2349,19 @@
             <w:tcW w:type="dxa" w:w="1440"/>
             <w:shd w:fill="F8FAFC"/>
             <w:tcMar>
-              <w:top w:w="80" w:type="dxa"/>
-              <w:bottom w:w="80" w:type="dxa"/>
-              <w:left w:w="140" w:type="dxa"/>
-              <w:right w:w="140" w:type="dxa"/>
+              <w:top w:w="70" w:type="dxa"/>
+              <w:bottom w:w="70" w:type="dxa"/>
+              <w:left w:w="120" w:type="dxa"/>
+              <w:right w:w="120" w:type="dxa"/>
             </w:tcMar>
           </w:tcPr>
           <w:p>
             <w:r>
               <w:rPr>
                 <w:color w:val="334155"/>
-                <w:sz w:val="17"/>
+                <w:sz w:val="16"/>
               </w:rPr>
-              <w:t>11,240</w:t>
+              <w:t>11,240 Members</w:t>
             </w:r>
           </w:p>
         </w:tc>
@@ -1730,17 +2370,17 @@
             <w:tcW w:type="dxa" w:w="1440"/>
             <w:shd w:fill="F8FAFC"/>
             <w:tcMar>
-              <w:top w:w="80" w:type="dxa"/>
-              <w:bottom w:w="80" w:type="dxa"/>
-              <w:left w:w="140" w:type="dxa"/>
-              <w:right w:w="140" w:type="dxa"/>
+              <w:top w:w="70" w:type="dxa"/>
+              <w:bottom w:w="70" w:type="dxa"/>
+              <w:left w:w="120" w:type="dxa"/>
+              <w:right w:w="120" w:type="dxa"/>
             </w:tcMar>
           </w:tcPr>
           <w:p>
             <w:r>
               <w:rPr>
                 <w:color w:val="334155"/>
-                <w:sz w:val="17"/>
+                <w:sz w:val="16"/>
               </w:rPr>
               <w:t>22.48%</w:t>
             </w:r>
@@ -1751,17 +2391,38 @@
             <w:tcW w:type="dxa" w:w="1440"/>
             <w:shd w:fill="F8FAFC"/>
             <w:tcMar>
-              <w:top w:w="80" w:type="dxa"/>
-              <w:bottom w:w="80" w:type="dxa"/>
-              <w:left w:w="140" w:type="dxa"/>
-              <w:right w:w="140" w:type="dxa"/>
+              <w:top w:w="70" w:type="dxa"/>
+              <w:bottom w:w="70" w:type="dxa"/>
+              <w:left w:w="120" w:type="dxa"/>
+              <w:right w:w="120" w:type="dxa"/>
             </w:tcMar>
           </w:tcPr>
           <w:p>
             <w:r>
               <w:rPr>
                 <w:color w:val="334155"/>
-                <w:sz w:val="17"/>
+                <w:sz w:val="16"/>
+              </w:rPr>
+              <w:t>₹198.50 Cr</w:t>
+            </w:r>
+          </w:p>
+        </w:tc>
+        <w:tc>
+          <w:tcPr>
+            <w:tcW w:type="dxa" w:w="1440"/>
+            <w:shd w:fill="F8FAFC"/>
+            <w:tcMar>
+              <w:top w:w="70" w:type="dxa"/>
+              <w:bottom w:w="70" w:type="dxa"/>
+              <w:left w:w="120" w:type="dxa"/>
+              <w:right w:w="120" w:type="dxa"/>
+            </w:tcMar>
+          </w:tcPr>
+          <w:p>
+            <w:r>
+              <w:rPr>
+                <w:color w:val="334155"/>
+                <w:sz w:val="16"/>
               </w:rPr>
               <w:t>28 Days</w:t>
             </w:r>
@@ -1772,40 +2433,19 @@
             <w:tcW w:type="dxa" w:w="1440"/>
             <w:shd w:fill="F8FAFC"/>
             <w:tcMar>
-              <w:top w:w="80" w:type="dxa"/>
-              <w:bottom w:w="80" w:type="dxa"/>
-              <w:left w:w="140" w:type="dxa"/>
-              <w:right w:w="140" w:type="dxa"/>
+              <w:top w:w="70" w:type="dxa"/>
+              <w:bottom w:w="70" w:type="dxa"/>
+              <w:left w:w="120" w:type="dxa"/>
+              <w:right w:w="120" w:type="dxa"/>
             </w:tcMar>
           </w:tcPr>
           <w:p>
             <w:r>
               <w:rPr>
                 <w:color w:val="334155"/>
-                <w:sz w:val="17"/>
+                <w:sz w:val="16"/>
               </w:rPr>
-              <w:t>₹198.50 Cr</w:t>
-            </w:r>
-          </w:p>
-        </w:tc>
-        <w:tc>
-          <w:tcPr>
-            <w:tcW w:type="dxa" w:w="1440"/>
-            <w:shd w:fill="F8FAFC"/>
-            <w:tcMar>
-              <w:top w:w="80" w:type="dxa"/>
-              <w:bottom w:w="80" w:type="dxa"/>
-              <w:left w:w="140" w:type="dxa"/>
-              <w:right w:w="140" w:type="dxa"/>
-            </w:tcMar>
-          </w:tcPr>
-          <w:p>
-            <w:r>
-              <w:rPr>
-                <w:color w:val="334155"/>
-                <w:sz w:val="17"/>
-              </w:rPr>
-              <w:t>Cross-sell Category Expansion</w:t>
+              <w:t>Cross-sell high-margin categories</w:t>
             </w:r>
           </w:p>
         </w:tc>
@@ -1816,19 +2456,19 @@
             <w:tcW w:type="dxa" w:w="1440"/>
             <w:shd w:fill="FFFFFF"/>
             <w:tcMar>
-              <w:top w:w="80" w:type="dxa"/>
-              <w:bottom w:w="80" w:type="dxa"/>
-              <w:left w:w="140" w:type="dxa"/>
-              <w:right w:w="140" w:type="dxa"/>
+              <w:top w:w="70" w:type="dxa"/>
+              <w:bottom w:w="70" w:type="dxa"/>
+              <w:left w:w="120" w:type="dxa"/>
+              <w:right w:w="120" w:type="dxa"/>
             </w:tcMar>
           </w:tcPr>
           <w:p>
             <w:r>
               <w:rPr>
                 <w:color w:val="334155"/>
-                <w:sz w:val="17"/>
+                <w:sz w:val="16"/>
               </w:rPr>
-              <w:t>Potential Loyalists</w:t>
+              <w:t>Potential Loyalists (Silver)</w:t>
             </w:r>
           </w:p>
         </w:tc>
@@ -1837,19 +2477,19 @@
             <w:tcW w:type="dxa" w:w="1440"/>
             <w:shd w:fill="FFFFFF"/>
             <w:tcMar>
-              <w:top w:w="80" w:type="dxa"/>
-              <w:bottom w:w="80" w:type="dxa"/>
-              <w:left w:w="140" w:type="dxa"/>
-              <w:right w:w="140" w:type="dxa"/>
+              <w:top w:w="70" w:type="dxa"/>
+              <w:bottom w:w="70" w:type="dxa"/>
+              <w:left w:w="120" w:type="dxa"/>
+              <w:right w:w="120" w:type="dxa"/>
             </w:tcMar>
           </w:tcPr>
           <w:p>
             <w:r>
               <w:rPr>
                 <w:color w:val="334155"/>
-                <w:sz w:val="17"/>
+                <w:sz w:val="16"/>
               </w:rPr>
-              <w:t>7,450</w:t>
+              <w:t>7,450 Members</w:t>
             </w:r>
           </w:p>
         </w:tc>
@@ -1858,17 +2498,17 @@
             <w:tcW w:type="dxa" w:w="1440"/>
             <w:shd w:fill="FFFFFF"/>
             <w:tcMar>
-              <w:top w:w="80" w:type="dxa"/>
-              <w:bottom w:w="80" w:type="dxa"/>
-              <w:left w:w="140" w:type="dxa"/>
-              <w:right w:w="140" w:type="dxa"/>
+              <w:top w:w="70" w:type="dxa"/>
+              <w:bottom w:w="70" w:type="dxa"/>
+              <w:left w:w="120" w:type="dxa"/>
+              <w:right w:w="120" w:type="dxa"/>
             </w:tcMar>
           </w:tcPr>
           <w:p>
             <w:r>
               <w:rPr>
                 <w:color w:val="334155"/>
-                <w:sz w:val="17"/>
+                <w:sz w:val="16"/>
               </w:rPr>
               <w:t>14.90%</w:t>
             </w:r>
@@ -1879,17 +2519,38 @@
             <w:tcW w:type="dxa" w:w="1440"/>
             <w:shd w:fill="FFFFFF"/>
             <w:tcMar>
-              <w:top w:w="80" w:type="dxa"/>
-              <w:bottom w:w="80" w:type="dxa"/>
-              <w:left w:w="140" w:type="dxa"/>
-              <w:right w:w="140" w:type="dxa"/>
+              <w:top w:w="70" w:type="dxa"/>
+              <w:bottom w:w="70" w:type="dxa"/>
+              <w:left w:w="120" w:type="dxa"/>
+              <w:right w:w="120" w:type="dxa"/>
             </w:tcMar>
           </w:tcPr>
           <w:p>
             <w:r>
               <w:rPr>
                 <w:color w:val="334155"/>
-                <w:sz w:val="17"/>
+                <w:sz w:val="16"/>
+              </w:rPr>
+              <w:t>₹89.20 Cr</w:t>
+            </w:r>
+          </w:p>
+        </w:tc>
+        <w:tc>
+          <w:tcPr>
+            <w:tcW w:type="dxa" w:w="1440"/>
+            <w:shd w:fill="FFFFFF"/>
+            <w:tcMar>
+              <w:top w:w="70" w:type="dxa"/>
+              <w:bottom w:w="70" w:type="dxa"/>
+              <w:left w:w="120" w:type="dxa"/>
+              <w:right w:w="120" w:type="dxa"/>
+            </w:tcMar>
+          </w:tcPr>
+          <w:p>
+            <w:r>
+              <w:rPr>
+                <w:color w:val="334155"/>
+                <w:sz w:val="16"/>
               </w:rPr>
               <w:t>45 Days</w:t>
             </w:r>
@@ -1900,40 +2561,19 @@
             <w:tcW w:type="dxa" w:w="1440"/>
             <w:shd w:fill="FFFFFF"/>
             <w:tcMar>
-              <w:top w:w="80" w:type="dxa"/>
-              <w:bottom w:w="80" w:type="dxa"/>
-              <w:left w:w="140" w:type="dxa"/>
-              <w:right w:w="140" w:type="dxa"/>
+              <w:top w:w="70" w:type="dxa"/>
+              <w:bottom w:w="70" w:type="dxa"/>
+              <w:left w:w="120" w:type="dxa"/>
+              <w:right w:w="120" w:type="dxa"/>
             </w:tcMar>
           </w:tcPr>
           <w:p>
             <w:r>
               <w:rPr>
                 <w:color w:val="334155"/>
-                <w:sz w:val="17"/>
+                <w:sz w:val="16"/>
               </w:rPr>
-              <w:t>₹89.20 Cr</w:t>
-            </w:r>
-          </w:p>
-        </w:tc>
-        <w:tc>
-          <w:tcPr>
-            <w:tcW w:type="dxa" w:w="1440"/>
-            <w:shd w:fill="FFFFFF"/>
-            <w:tcMar>
-              <w:top w:w="80" w:type="dxa"/>
-              <w:bottom w:w="80" w:type="dxa"/>
-              <w:left w:w="140" w:type="dxa"/>
-              <w:right w:w="140" w:type="dxa"/>
-            </w:tcMar>
-          </w:tcPr>
-          <w:p>
-            <w:r>
-              <w:rPr>
-                <w:color w:val="334155"/>
-                <w:sz w:val="17"/>
-              </w:rPr>
-              <w:t>Second-Purchase Incentives</w:t>
+              <w:t>Incentivize 3rd and 4th order cadence</w:t>
             </w:r>
           </w:p>
         </w:tc>
@@ -1944,19 +2584,19 @@
             <w:tcW w:type="dxa" w:w="1440"/>
             <w:shd w:fill="F8FAFC"/>
             <w:tcMar>
-              <w:top w:w="80" w:type="dxa"/>
-              <w:bottom w:w="80" w:type="dxa"/>
-              <w:left w:w="140" w:type="dxa"/>
-              <w:right w:w="140" w:type="dxa"/>
+              <w:top w:w="70" w:type="dxa"/>
+              <w:bottom w:w="70" w:type="dxa"/>
+              <w:left w:w="120" w:type="dxa"/>
+              <w:right w:w="120" w:type="dxa"/>
             </w:tcMar>
           </w:tcPr>
           <w:p>
             <w:r>
               <w:rPr>
                 <w:color w:val="334155"/>
-                <w:sz w:val="17"/>
+                <w:sz w:val="16"/>
               </w:rPr>
-              <w:t>At Risk</w:t>
+              <w:t>At Risk (Bronze Reorder)</w:t>
             </w:r>
           </w:p>
         </w:tc>
@@ -1965,19 +2605,19 @@
             <w:tcW w:type="dxa" w:w="1440"/>
             <w:shd w:fill="F8FAFC"/>
             <w:tcMar>
-              <w:top w:w="80" w:type="dxa"/>
-              <w:bottom w:w="80" w:type="dxa"/>
-              <w:left w:w="140" w:type="dxa"/>
-              <w:right w:w="140" w:type="dxa"/>
+              <w:top w:w="70" w:type="dxa"/>
+              <w:bottom w:w="70" w:type="dxa"/>
+              <w:left w:w="120" w:type="dxa"/>
+              <w:right w:w="120" w:type="dxa"/>
             </w:tcMar>
           </w:tcPr>
           <w:p>
             <w:r>
               <w:rPr>
                 <w:color w:val="334155"/>
-                <w:sz w:val="17"/>
+                <w:sz w:val="16"/>
               </w:rPr>
-              <w:t>6,518</w:t>
+              <w:t>6,518 Members</w:t>
             </w:r>
           </w:p>
         </w:tc>
@@ -1986,17 +2626,17 @@
             <w:tcW w:type="dxa" w:w="1440"/>
             <w:shd w:fill="F8FAFC"/>
             <w:tcMar>
-              <w:top w:w="80" w:type="dxa"/>
-              <w:bottom w:w="80" w:type="dxa"/>
-              <w:left w:w="140" w:type="dxa"/>
-              <w:right w:w="140" w:type="dxa"/>
+              <w:top w:w="70" w:type="dxa"/>
+              <w:bottom w:w="70" w:type="dxa"/>
+              <w:left w:w="120" w:type="dxa"/>
+              <w:right w:w="120" w:type="dxa"/>
             </w:tcMar>
           </w:tcPr>
           <w:p>
             <w:r>
               <w:rPr>
                 <w:color w:val="334155"/>
-                <w:sz w:val="17"/>
+                <w:sz w:val="16"/>
               </w:rPr>
               <w:t>13.04%</w:t>
             </w:r>
@@ -2007,17 +2647,38 @@
             <w:tcW w:type="dxa" w:w="1440"/>
             <w:shd w:fill="F8FAFC"/>
             <w:tcMar>
-              <w:top w:w="80" w:type="dxa"/>
-              <w:bottom w:w="80" w:type="dxa"/>
-              <w:left w:w="140" w:type="dxa"/>
-              <w:right w:w="140" w:type="dxa"/>
+              <w:top w:w="70" w:type="dxa"/>
+              <w:bottom w:w="70" w:type="dxa"/>
+              <w:left w:w="120" w:type="dxa"/>
+              <w:right w:w="120" w:type="dxa"/>
             </w:tcMar>
           </w:tcPr>
           <w:p>
             <w:r>
               <w:rPr>
                 <w:color w:val="334155"/>
-                <w:sz w:val="17"/>
+                <w:sz w:val="16"/>
+              </w:rPr>
+              <w:t>₹68.40 Cr</w:t>
+            </w:r>
+          </w:p>
+        </w:tc>
+        <w:tc>
+          <w:tcPr>
+            <w:tcW w:type="dxa" w:w="1440"/>
+            <w:shd w:fill="F8FAFC"/>
+            <w:tcMar>
+              <w:top w:w="70" w:type="dxa"/>
+              <w:bottom w:w="70" w:type="dxa"/>
+              <w:left w:w="120" w:type="dxa"/>
+              <w:right w:w="120" w:type="dxa"/>
+            </w:tcMar>
+          </w:tcPr>
+          <w:p>
+            <w:r>
+              <w:rPr>
+                <w:color w:val="334155"/>
+                <w:sz w:val="16"/>
               </w:rPr>
               <w:t>120 Days</w:t>
             </w:r>
@@ -2028,40 +2689,19 @@
             <w:tcW w:type="dxa" w:w="1440"/>
             <w:shd w:fill="F8FAFC"/>
             <w:tcMar>
-              <w:top w:w="80" w:type="dxa"/>
-              <w:bottom w:w="80" w:type="dxa"/>
-              <w:left w:w="140" w:type="dxa"/>
-              <w:right w:w="140" w:type="dxa"/>
+              <w:top w:w="70" w:type="dxa"/>
+              <w:bottom w:w="70" w:type="dxa"/>
+              <w:left w:w="120" w:type="dxa"/>
+              <w:right w:w="120" w:type="dxa"/>
             </w:tcMar>
           </w:tcPr>
           <w:p>
             <w:r>
               <w:rPr>
                 <w:color w:val="334155"/>
-                <w:sz w:val="17"/>
+                <w:sz w:val="16"/>
               </w:rPr>
-              <w:t>₹68.40 Cr</w:t>
-            </w:r>
-          </w:p>
-        </w:tc>
-        <w:tc>
-          <w:tcPr>
-            <w:tcW w:type="dxa" w:w="1440"/>
-            <w:shd w:fill="F8FAFC"/>
-            <w:tcMar>
-              <w:top w:w="80" w:type="dxa"/>
-              <w:bottom w:w="80" w:type="dxa"/>
-              <w:left w:w="140" w:type="dxa"/>
-              <w:right w:w="140" w:type="dxa"/>
-            </w:tcMar>
-          </w:tcPr>
-          <w:p>
-            <w:r>
-              <w:rPr>
-                <w:color w:val="334155"/>
-                <w:sz w:val="17"/>
-              </w:rPr>
-              <w:t>Win-Back Personalized Discounts</w:t>
+              <w:t>Win-back personalized discounting</w:t>
             </w:r>
           </w:p>
         </w:tc>
@@ -2072,19 +2712,19 @@
             <w:tcW w:type="dxa" w:w="1440"/>
             <w:shd w:fill="FFFFFF"/>
             <w:tcMar>
-              <w:top w:w="80" w:type="dxa"/>
-              <w:bottom w:w="80" w:type="dxa"/>
-              <w:left w:w="140" w:type="dxa"/>
-              <w:right w:w="140" w:type="dxa"/>
+              <w:top w:w="70" w:type="dxa"/>
+              <w:bottom w:w="70" w:type="dxa"/>
+              <w:left w:w="120" w:type="dxa"/>
+              <w:right w:w="120" w:type="dxa"/>
             </w:tcMar>
           </w:tcPr>
           <w:p>
             <w:r>
               <w:rPr>
                 <w:color w:val="334155"/>
-                <w:sz w:val="17"/>
+                <w:sz w:val="16"/>
               </w:rPr>
-              <w:t>Dormant / Lost</w:t>
+              <w:t>Dormant / Lost Accounts</w:t>
             </w:r>
           </w:p>
         </w:tc>
@@ -2093,19 +2733,19 @@
             <w:tcW w:type="dxa" w:w="1440"/>
             <w:shd w:fill="FFFFFF"/>
             <w:tcMar>
-              <w:top w:w="80" w:type="dxa"/>
-              <w:bottom w:w="80" w:type="dxa"/>
-              <w:left w:w="140" w:type="dxa"/>
-              <w:right w:w="140" w:type="dxa"/>
+              <w:top w:w="70" w:type="dxa"/>
+              <w:bottom w:w="70" w:type="dxa"/>
+              <w:left w:w="120" w:type="dxa"/>
+              <w:right w:w="120" w:type="dxa"/>
             </w:tcMar>
           </w:tcPr>
           <w:p>
             <w:r>
               <w:rPr>
                 <w:color w:val="334155"/>
-                <w:sz w:val="17"/>
+                <w:sz w:val="16"/>
               </w:rPr>
-              <w:t>6,287</w:t>
+              <w:t>6,287 Members</w:t>
             </w:r>
           </w:p>
         </w:tc>
@@ -2114,17 +2754,17 @@
             <w:tcW w:type="dxa" w:w="1440"/>
             <w:shd w:fill="FFFFFF"/>
             <w:tcMar>
-              <w:top w:w="80" w:type="dxa"/>
-              <w:bottom w:w="80" w:type="dxa"/>
-              <w:left w:w="140" w:type="dxa"/>
-              <w:right w:w="140" w:type="dxa"/>
+              <w:top w:w="70" w:type="dxa"/>
+              <w:bottom w:w="70" w:type="dxa"/>
+              <w:left w:w="120" w:type="dxa"/>
+              <w:right w:w="120" w:type="dxa"/>
             </w:tcMar>
           </w:tcPr>
           <w:p>
             <w:r>
               <w:rPr>
                 <w:color w:val="334155"/>
-                <w:sz w:val="17"/>
+                <w:sz w:val="16"/>
               </w:rPr>
               <w:t>12.57%</w:t>
             </w:r>
@@ -2135,17 +2775,38 @@
             <w:tcW w:type="dxa" w:w="1440"/>
             <w:shd w:fill="FFFFFF"/>
             <w:tcMar>
-              <w:top w:w="80" w:type="dxa"/>
-              <w:bottom w:w="80" w:type="dxa"/>
-              <w:left w:w="140" w:type="dxa"/>
-              <w:right w:w="140" w:type="dxa"/>
+              <w:top w:w="70" w:type="dxa"/>
+              <w:bottom w:w="70" w:type="dxa"/>
+              <w:left w:w="120" w:type="dxa"/>
+              <w:right w:w="120" w:type="dxa"/>
             </w:tcMar>
           </w:tcPr>
           <w:p>
             <w:r>
               <w:rPr>
                 <w:color w:val="334155"/>
-                <w:sz w:val="17"/>
+                <w:sz w:val="16"/>
+              </w:rPr>
+              <w:t>₹42.10 Cr</w:t>
+            </w:r>
+          </w:p>
+        </w:tc>
+        <w:tc>
+          <w:tcPr>
+            <w:tcW w:type="dxa" w:w="1440"/>
+            <w:shd w:fill="FFFFFF"/>
+            <w:tcMar>
+              <w:top w:w="70" w:type="dxa"/>
+              <w:bottom w:w="70" w:type="dxa"/>
+              <w:left w:w="120" w:type="dxa"/>
+              <w:right w:w="120" w:type="dxa"/>
+            </w:tcMar>
+          </w:tcPr>
+          <w:p>
+            <w:r>
+              <w:rPr>
+                <w:color w:val="334155"/>
+                <w:sz w:val="16"/>
               </w:rPr>
               <w:t>240 Days</w:t>
             </w:r>
@@ -2156,40 +2817,147 @@
             <w:tcW w:type="dxa" w:w="1440"/>
             <w:shd w:fill="FFFFFF"/>
             <w:tcMar>
-              <w:top w:w="80" w:type="dxa"/>
-              <w:bottom w:w="80" w:type="dxa"/>
-              <w:left w:w="140" w:type="dxa"/>
-              <w:right w:w="140" w:type="dxa"/>
+              <w:top w:w="70" w:type="dxa"/>
+              <w:bottom w:w="70" w:type="dxa"/>
+              <w:left w:w="120" w:type="dxa"/>
+              <w:right w:w="120" w:type="dxa"/>
             </w:tcMar>
           </w:tcPr>
           <w:p>
             <w:r>
               <w:rPr>
                 <w:color w:val="334155"/>
-                <w:sz w:val="17"/>
+                <w:sz w:val="16"/>
               </w:rPr>
-              <w:t>₹42.10 Cr</w:t>
+              <w:t>Reactivation automated email triggers</w:t>
+            </w:r>
+          </w:p>
+        </w:tc>
+      </w:tr>
+      <w:tr>
+        <w:tc>
+          <w:tcPr>
+            <w:tcW w:type="dxa" w:w="1440"/>
+            <w:shd w:fill="F8FAFC"/>
+            <w:tcMar>
+              <w:top w:w="70" w:type="dxa"/>
+              <w:bottom w:w="70" w:type="dxa"/>
+              <w:left w:w="120" w:type="dxa"/>
+              <w:right w:w="120" w:type="dxa"/>
+            </w:tcMar>
+          </w:tcPr>
+          <w:p>
+            <w:r>
+              <w:rPr>
+                <w:color w:val="334155"/>
+                <w:sz w:val="16"/>
+              </w:rPr>
+              <w:t>Platinum Elite Tier (6+ Orders)</w:t>
             </w:r>
           </w:p>
         </w:tc>
         <w:tc>
           <w:tcPr>
             <w:tcW w:type="dxa" w:w="1440"/>
-            <w:shd w:fill="FFFFFF"/>
+            <w:shd w:fill="F8FAFC"/>
             <w:tcMar>
-              <w:top w:w="80" w:type="dxa"/>
-              <w:bottom w:w="80" w:type="dxa"/>
-              <w:left w:w="140" w:type="dxa"/>
-              <w:right w:w="140" w:type="dxa"/>
+              <w:top w:w="70" w:type="dxa"/>
+              <w:bottom w:w="70" w:type="dxa"/>
+              <w:left w:w="120" w:type="dxa"/>
+              <w:right w:w="120" w:type="dxa"/>
             </w:tcMar>
           </w:tcPr>
           <w:p>
             <w:r>
               <w:rPr>
                 <w:color w:val="334155"/>
-                <w:sz w:val="17"/>
+                <w:sz w:val="16"/>
               </w:rPr>
-              <w:t>Reactivation Email Sequences</w:t>
+              <w:t>2,526 Members</w:t>
+            </w:r>
+          </w:p>
+        </w:tc>
+        <w:tc>
+          <w:tcPr>
+            <w:tcW w:type="dxa" w:w="1440"/>
+            <w:shd w:fill="F8FAFC"/>
+            <w:tcMar>
+              <w:top w:w="70" w:type="dxa"/>
+              <w:bottom w:w="70" w:type="dxa"/>
+              <w:left w:w="120" w:type="dxa"/>
+              <w:right w:w="120" w:type="dxa"/>
+            </w:tcMar>
+          </w:tcPr>
+          <w:p>
+            <w:r>
+              <w:rPr>
+                <w:color w:val="334155"/>
+                <w:sz w:val="16"/>
+              </w:rPr>
+              <w:t>5.05%</w:t>
+            </w:r>
+          </w:p>
+        </w:tc>
+        <w:tc>
+          <w:tcPr>
+            <w:tcW w:type="dxa" w:w="1440"/>
+            <w:shd w:fill="F8FAFC"/>
+            <w:tcMar>
+              <w:top w:w="70" w:type="dxa"/>
+              <w:bottom w:w="70" w:type="dxa"/>
+              <w:left w:w="120" w:type="dxa"/>
+              <w:right w:w="120" w:type="dxa"/>
+            </w:tcMar>
+          </w:tcPr>
+          <w:p>
+            <w:r>
+              <w:rPr>
+                <w:color w:val="334155"/>
+                <w:sz w:val="16"/>
+              </w:rPr>
+              <w:t>₹33.81 Cr</w:t>
+            </w:r>
+          </w:p>
+        </w:tc>
+        <w:tc>
+          <w:tcPr>
+            <w:tcW w:type="dxa" w:w="1440"/>
+            <w:shd w:fill="F8FAFC"/>
+            <w:tcMar>
+              <w:top w:w="70" w:type="dxa"/>
+              <w:bottom w:w="70" w:type="dxa"/>
+              <w:left w:w="120" w:type="dxa"/>
+              <w:right w:w="120" w:type="dxa"/>
+            </w:tcMar>
+          </w:tcPr>
+          <w:p>
+            <w:r>
+              <w:rPr>
+                <w:color w:val="334155"/>
+                <w:sz w:val="16"/>
+              </w:rPr>
+              <w:t>9 Days</w:t>
+            </w:r>
+          </w:p>
+        </w:tc>
+        <w:tc>
+          <w:tcPr>
+            <w:tcW w:type="dxa" w:w="1440"/>
+            <w:shd w:fill="F8FAFC"/>
+            <w:tcMar>
+              <w:top w:w="70" w:type="dxa"/>
+              <w:bottom w:w="70" w:type="dxa"/>
+              <w:left w:w="120" w:type="dxa"/>
+              <w:right w:w="120" w:type="dxa"/>
+            </w:tcMar>
+          </w:tcPr>
+          <w:p>
+            <w:r>
+              <w:rPr>
+                <w:color w:val="334155"/>
+                <w:sz w:val="16"/>
+              </w:rPr>
+              <w:t>Highest LTV, zero churn exposure</w:t>
             </w:r>
           </w:p>
         </w:tc>
@@ -2197,7 +2965,7 @@
     </w:tbl>
     <w:p>
       <w:pPr>
-        <w:spacing w:after="200"/>
+        <w:spacing w:after="160"/>
       </w:pPr>
     </w:p>
     <w:p>
@@ -2208,14 +2976,75 @@
         <w:rPr>
           <w:b/>
           <w:color w:val="1E293B"/>
-          <w:sz w:val="28"/>
+          <w:sz w:val="26"/>
         </w:rPr>
-        <w:t>3. Operations: Inventory Health Matrix &amp; Manufacturing Scrap Rates</w:t>
+        <w:t>3. Operations Domain: Store Inventory Health, Factory Scrap &amp; Warehouse Hub Utilization</w:t>
       </w:r>
     </w:p>
     <w:p>
       <w:r>
-        <w:t>Physical store stock health across 114,153 slots and defect rates across 10 manufacturing lines.</w:t>
+        <w:t>Store inventory stock turnover across 200 branches, factory defect rates across 10 lines, and regional warehouse capacity.</w:t>
+      </w:r>
+    </w:p>
+    <w:p>
+      <w:r>
+        <w:t>Associated Domain Visualizations in Dashboard:</w:t>
+      </w:r>
+    </w:p>
+    <w:p>
+      <w:pPr>
+        <w:pStyle w:val="ListBullet"/>
+      </w:pPr>
+      <w:r>
+        <w:rPr>
+          <w:b/>
+        </w:rPr>
+        <w:t xml:space="preserve">Chart 1 (Stacked Bar): </w:t>
+      </w:r>
+      <w:r>
+        <w:t>Store Inventory Turnover &amp; Stock Ageing Matrix across Categories</w:t>
+      </w:r>
+    </w:p>
+    <w:p>
+      <w:pPr>
+        <w:pStyle w:val="ListBullet"/>
+      </w:pPr>
+      <w:r>
+        <w:rPr>
+          <w:b/>
+        </w:rPr>
+        <w:t xml:space="preserve">Chart 2 (Combo): </w:t>
+      </w:r>
+      <w:r>
+        <w:t>Factory Scrap &amp; Quality Yield Performance across 10 Production Lines</w:t>
+      </w:r>
+    </w:p>
+    <w:p>
+      <w:pPr>
+        <w:pStyle w:val="ListBullet"/>
+      </w:pPr>
+      <w:r>
+        <w:rPr>
+          <w:b/>
+        </w:rPr>
+        <w:t xml:space="preserve">Chart 3 (Horizontal Bar): </w:t>
+      </w:r>
+      <w:r>
+        <w:t>Regional Inventory Stockout Risk Exposure (%) (West 15.5%, South 15.4%, North East 15.4%, North 15.1%, Central 14.9%, East 14.6%)</w:t>
+      </w:r>
+    </w:p>
+    <w:p>
+      <w:pPr>
+        <w:pStyle w:val="ListBullet"/>
+      </w:pPr>
+      <w:r>
+        <w:rPr>
+          <w:b/>
+        </w:rPr>
+        <w:t xml:space="preserve">Chart 4 (Bar): </w:t>
+      </w:r>
+      <w:r>
+        <w:t>Regional Warehouse Hub Storage Utilization (%) (North 88.4%, South 82.1%, West 76.5%, East 79.2%, Central 71.0%)</w:t>
       </w:r>
     </w:p>
     <w:tbl>
@@ -2238,10 +3067,10 @@
             <w:tcW w:type="dxa" w:w="1728"/>
             <w:shd w:fill="0F172A"/>
             <w:tcMar>
-              <w:top w:w="120" w:type="dxa"/>
-              <w:bottom w:w="120" w:type="dxa"/>
-              <w:left w:w="140" w:type="dxa"/>
-              <w:right w:w="140" w:type="dxa"/>
+              <w:top w:w="100" w:type="dxa"/>
+              <w:bottom w:w="100" w:type="dxa"/>
+              <w:left w:w="120" w:type="dxa"/>
+              <w:right w:w="120" w:type="dxa"/>
             </w:tcMar>
           </w:tcPr>
           <w:p>
@@ -2252,9 +3081,9 @@
               <w:rPr>
                 <w:b/>
                 <w:color w:val="FFFFFF"/>
-                <w:sz w:val="18"/>
+                <w:sz w:val="17"/>
               </w:rPr>
-              <w:t>Operations Metric</w:t>
+              <w:t>Operational Entity / Hub</w:t>
             </w:r>
           </w:p>
         </w:tc>
@@ -2263,10 +3092,10 @@
             <w:tcW w:type="dxa" w:w="1728"/>
             <w:shd w:fill="0F172A"/>
             <w:tcMar>
-              <w:top w:w="120" w:type="dxa"/>
-              <w:bottom w:w="120" w:type="dxa"/>
-              <w:left w:w="140" w:type="dxa"/>
-              <w:right w:w="140" w:type="dxa"/>
+              <w:top w:w="100" w:type="dxa"/>
+              <w:bottom w:w="100" w:type="dxa"/>
+              <w:left w:w="120" w:type="dxa"/>
+              <w:right w:w="120" w:type="dxa"/>
             </w:tcMar>
           </w:tcPr>
           <w:p>
@@ -2277,9 +3106,9 @@
               <w:rPr>
                 <w:b/>
                 <w:color w:val="FFFFFF"/>
-                <w:sz w:val="18"/>
+                <w:sz w:val="17"/>
               </w:rPr>
-              <w:t>Volume / Units</w:t>
+              <w:t>Active Capacity / Slots</w:t>
             </w:r>
           </w:p>
         </w:tc>
@@ -2288,10 +3117,10 @@
             <w:tcW w:type="dxa" w:w="1728"/>
             <w:shd w:fill="0F172A"/>
             <w:tcMar>
-              <w:top w:w="120" w:type="dxa"/>
-              <w:bottom w:w="120" w:type="dxa"/>
-              <w:left w:w="140" w:type="dxa"/>
-              <w:right w:w="140" w:type="dxa"/>
+              <w:top w:w="100" w:type="dxa"/>
+              <w:bottom w:w="100" w:type="dxa"/>
+              <w:left w:w="120" w:type="dxa"/>
+              <w:right w:w="120" w:type="dxa"/>
             </w:tcMar>
           </w:tcPr>
           <w:p>
@@ -2302,9 +3131,9 @@
               <w:rPr>
                 <w:b/>
                 <w:color w:val="FFFFFF"/>
-                <w:sz w:val="18"/>
+                <w:sz w:val="17"/>
               </w:rPr>
-              <w:t>Share / Rate (%)</w:t>
+              <w:t>Utilization / Scrap %</w:t>
             </w:r>
           </w:p>
         </w:tc>
@@ -2313,10 +3142,10 @@
             <w:tcW w:type="dxa" w:w="1728"/>
             <w:shd w:fill="0F172A"/>
             <w:tcMar>
-              <w:top w:w="120" w:type="dxa"/>
-              <w:bottom w:w="120" w:type="dxa"/>
-              <w:left w:w="140" w:type="dxa"/>
-              <w:right w:w="140" w:type="dxa"/>
+              <w:top w:w="100" w:type="dxa"/>
+              <w:bottom w:w="100" w:type="dxa"/>
+              <w:left w:w="120" w:type="dxa"/>
+              <w:right w:w="120" w:type="dxa"/>
             </w:tcMar>
           </w:tcPr>
           <w:p>
@@ -2327,9 +3156,9 @@
               <w:rPr>
                 <w:b/>
                 <w:color w:val="FFFFFF"/>
-                <w:sz w:val="18"/>
+                <w:sz w:val="17"/>
               </w:rPr>
-              <w:t>Operational Impact</w:t>
+              <w:t>Health Status</w:t>
             </w:r>
           </w:p>
         </w:tc>
@@ -2338,10 +3167,10 @@
             <w:tcW w:type="dxa" w:w="1728"/>
             <w:shd w:fill="0F172A"/>
             <w:tcMar>
-              <w:top w:w="120" w:type="dxa"/>
-              <w:bottom w:w="120" w:type="dxa"/>
-              <w:left w:w="140" w:type="dxa"/>
-              <w:right w:w="140" w:type="dxa"/>
+              <w:top w:w="100" w:type="dxa"/>
+              <w:bottom w:w="100" w:type="dxa"/>
+              <w:left w:w="120" w:type="dxa"/>
+              <w:right w:w="120" w:type="dxa"/>
             </w:tcMar>
           </w:tcPr>
           <w:p>
@@ -2352,9 +3181,9 @@
               <w:rPr>
                 <w:b/>
                 <w:color w:val="FFFFFF"/>
-                <w:sz w:val="18"/>
+                <w:sz w:val="17"/>
               </w:rPr>
-              <w:t>Action</w:t>
+              <w:t>Recommended Action</w:t>
             </w:r>
           </w:p>
         </w:tc>
@@ -2365,19 +3194,19 @@
             <w:tcW w:type="dxa" w:w="1728"/>
             <w:shd w:fill="FFFFFF"/>
             <w:tcMar>
-              <w:top w:w="80" w:type="dxa"/>
-              <w:bottom w:w="80" w:type="dxa"/>
-              <w:left w:w="140" w:type="dxa"/>
-              <w:right w:w="140" w:type="dxa"/>
+              <w:top w:w="70" w:type="dxa"/>
+              <w:bottom w:w="70" w:type="dxa"/>
+              <w:left w:w="120" w:type="dxa"/>
+              <w:right w:w="120" w:type="dxa"/>
             </w:tcMar>
           </w:tcPr>
           <w:p>
             <w:r>
               <w:rPr>
                 <w:color w:val="334155"/>
-                <w:sz w:val="17"/>
+                <w:sz w:val="16"/>
               </w:rPr>
-              <w:t>Adequate &amp; Surplus Stock</w:t>
+              <w:t>Adequate Stocked Slots</w:t>
             </w:r>
           </w:p>
         </w:tc>
@@ -2386,17 +3215,17 @@
             <w:tcW w:type="dxa" w:w="1728"/>
             <w:shd w:fill="FFFFFF"/>
             <w:tcMar>
-              <w:top w:w="80" w:type="dxa"/>
-              <w:bottom w:w="80" w:type="dxa"/>
-              <w:left w:w="140" w:type="dxa"/>
-              <w:right w:w="140" w:type="dxa"/>
+              <w:top w:w="70" w:type="dxa"/>
+              <w:bottom w:w="70" w:type="dxa"/>
+              <w:left w:w="120" w:type="dxa"/>
+              <w:right w:w="120" w:type="dxa"/>
             </w:tcMar>
           </w:tcPr>
           <w:p>
             <w:r>
               <w:rPr>
                 <w:color w:val="334155"/>
-                <w:sz w:val="17"/>
+                <w:sz w:val="16"/>
               </w:rPr>
               <w:t>96,678 Slots</w:t>
             </w:r>
@@ -2407,17 +3236,17 @@
             <w:tcW w:type="dxa" w:w="1728"/>
             <w:shd w:fill="FFFFFF"/>
             <w:tcMar>
-              <w:top w:w="80" w:type="dxa"/>
-              <w:bottom w:w="80" w:type="dxa"/>
-              <w:left w:w="140" w:type="dxa"/>
-              <w:right w:w="140" w:type="dxa"/>
+              <w:top w:w="70" w:type="dxa"/>
+              <w:bottom w:w="70" w:type="dxa"/>
+              <w:left w:w="120" w:type="dxa"/>
+              <w:right w:w="120" w:type="dxa"/>
             </w:tcMar>
           </w:tcPr>
           <w:p>
             <w:r>
               <w:rPr>
                 <w:color w:val="334155"/>
-                <w:sz w:val="17"/>
+                <w:sz w:val="16"/>
               </w:rPr>
               <w:t>84.69%</w:t>
             </w:r>
@@ -2428,19 +3257,19 @@
             <w:tcW w:type="dxa" w:w="1728"/>
             <w:shd w:fill="FFFFFF"/>
             <w:tcMar>
-              <w:top w:w="80" w:type="dxa"/>
-              <w:bottom w:w="80" w:type="dxa"/>
-              <w:left w:w="140" w:type="dxa"/>
-              <w:right w:w="140" w:type="dxa"/>
+              <w:top w:w="70" w:type="dxa"/>
+              <w:bottom w:w="70" w:type="dxa"/>
+              <w:left w:w="120" w:type="dxa"/>
+              <w:right w:w="120" w:type="dxa"/>
             </w:tcMar>
           </w:tcPr>
           <w:p>
             <w:r>
               <w:rPr>
                 <w:color w:val="334155"/>
-                <w:sz w:val="17"/>
+                <w:sz w:val="16"/>
               </w:rPr>
-              <w:t>Healthy store availability</w:t>
+              <w:t>Optimal</w:t>
             </w:r>
           </w:p>
         </w:tc>
@@ -2449,19 +3278,19 @@
             <w:tcW w:type="dxa" w:w="1728"/>
             <w:shd w:fill="FFFFFF"/>
             <w:tcMar>
-              <w:top w:w="80" w:type="dxa"/>
-              <w:bottom w:w="80" w:type="dxa"/>
-              <w:left w:w="140" w:type="dxa"/>
-              <w:right w:w="140" w:type="dxa"/>
+              <w:top w:w="70" w:type="dxa"/>
+              <w:bottom w:w="70" w:type="dxa"/>
+              <w:left w:w="120" w:type="dxa"/>
+              <w:right w:w="120" w:type="dxa"/>
             </w:tcMar>
           </w:tcPr>
           <w:p>
             <w:r>
               <w:rPr>
                 <w:color w:val="334155"/>
-                <w:sz w:val="17"/>
+                <w:sz w:val="16"/>
               </w:rPr>
-              <w:t>Maintain stock levels</w:t>
+              <w:t>Maintain routine cadence</w:t>
             </w:r>
           </w:p>
         </w:tc>
@@ -2472,19 +3301,19 @@
             <w:tcW w:type="dxa" w:w="1728"/>
             <w:shd w:fill="F8FAFC"/>
             <w:tcMar>
-              <w:top w:w="80" w:type="dxa"/>
-              <w:bottom w:w="80" w:type="dxa"/>
-              <w:left w:w="140" w:type="dxa"/>
-              <w:right w:w="140" w:type="dxa"/>
+              <w:top w:w="70" w:type="dxa"/>
+              <w:bottom w:w="70" w:type="dxa"/>
+              <w:left w:w="120" w:type="dxa"/>
+              <w:right w:w="120" w:type="dxa"/>
             </w:tcMar>
           </w:tcPr>
           <w:p>
             <w:r>
               <w:rPr>
                 <w:color w:val="334155"/>
-                <w:sz w:val="17"/>
+                <w:sz w:val="16"/>
               </w:rPr>
-              <w:t>Low Stock (At Reorder)</w:t>
+              <w:t>Low Stock (Reorder Alert)</w:t>
             </w:r>
           </w:p>
         </w:tc>
@@ -2493,17 +3322,17 @@
             <w:tcW w:type="dxa" w:w="1728"/>
             <w:shd w:fill="F8FAFC"/>
             <w:tcMar>
-              <w:top w:w="80" w:type="dxa"/>
-              <w:bottom w:w="80" w:type="dxa"/>
-              <w:left w:w="140" w:type="dxa"/>
-              <w:right w:w="140" w:type="dxa"/>
+              <w:top w:w="70" w:type="dxa"/>
+              <w:bottom w:w="70" w:type="dxa"/>
+              <w:left w:w="120" w:type="dxa"/>
+              <w:right w:w="120" w:type="dxa"/>
             </w:tcMar>
           </w:tcPr>
           <w:p>
             <w:r>
               <w:rPr>
                 <w:color w:val="334155"/>
-                <w:sz w:val="17"/>
+                <w:sz w:val="16"/>
               </w:rPr>
               <w:t>16,880 Slots</w:t>
             </w:r>
@@ -2514,17 +3343,17 @@
             <w:tcW w:type="dxa" w:w="1728"/>
             <w:shd w:fill="F8FAFC"/>
             <w:tcMar>
-              <w:top w:w="80" w:type="dxa"/>
-              <w:bottom w:w="80" w:type="dxa"/>
-              <w:left w:w="140" w:type="dxa"/>
-              <w:right w:w="140" w:type="dxa"/>
+              <w:top w:w="70" w:type="dxa"/>
+              <w:bottom w:w="70" w:type="dxa"/>
+              <w:left w:w="120" w:type="dxa"/>
+              <w:right w:w="120" w:type="dxa"/>
             </w:tcMar>
           </w:tcPr>
           <w:p>
             <w:r>
               <w:rPr>
                 <w:color w:val="334155"/>
-                <w:sz w:val="17"/>
+                <w:sz w:val="16"/>
               </w:rPr>
               <w:t>14.79%</w:t>
             </w:r>
@@ -2535,19 +3364,19 @@
             <w:tcW w:type="dxa" w:w="1728"/>
             <w:shd w:fill="F8FAFC"/>
             <w:tcMar>
-              <w:top w:w="80" w:type="dxa"/>
-              <w:bottom w:w="80" w:type="dxa"/>
-              <w:left w:w="140" w:type="dxa"/>
-              <w:right w:w="140" w:type="dxa"/>
+              <w:top w:w="70" w:type="dxa"/>
+              <w:bottom w:w="70" w:type="dxa"/>
+              <w:left w:w="120" w:type="dxa"/>
+              <w:right w:w="120" w:type="dxa"/>
             </w:tcMar>
           </w:tcPr>
           <w:p>
             <w:r>
               <w:rPr>
                 <w:color w:val="334155"/>
-                <w:sz w:val="17"/>
+                <w:sz w:val="16"/>
               </w:rPr>
-              <w:t>Replenishment trigger reached</w:t>
+              <w:t>Warning</w:t>
             </w:r>
           </w:p>
         </w:tc>
@@ -2556,19 +3385,19 @@
             <w:tcW w:type="dxa" w:w="1728"/>
             <w:shd w:fill="F8FAFC"/>
             <w:tcMar>
-              <w:top w:w="80" w:type="dxa"/>
-              <w:bottom w:w="80" w:type="dxa"/>
-              <w:left w:w="140" w:type="dxa"/>
-              <w:right w:w="140" w:type="dxa"/>
+              <w:top w:w="70" w:type="dxa"/>
+              <w:bottom w:w="70" w:type="dxa"/>
+              <w:left w:w="120" w:type="dxa"/>
+              <w:right w:w="120" w:type="dxa"/>
             </w:tcMar>
           </w:tcPr>
           <w:p>
             <w:r>
               <w:rPr>
                 <w:color w:val="334155"/>
-                <w:sz w:val="17"/>
+                <w:sz w:val="16"/>
               </w:rPr>
-              <w:t>Generate DC transfer</w:t>
+              <w:t>Trigger automated DC transfers</w:t>
             </w:r>
           </w:p>
         </w:tc>
@@ -2579,19 +3408,19 @@
             <w:tcW w:type="dxa" w:w="1728"/>
             <w:shd w:fill="FFFFFF"/>
             <w:tcMar>
-              <w:top w:w="80" w:type="dxa"/>
-              <w:bottom w:w="80" w:type="dxa"/>
-              <w:left w:w="140" w:type="dxa"/>
-              <w:right w:w="140" w:type="dxa"/>
+              <w:top w:w="70" w:type="dxa"/>
+              <w:bottom w:w="70" w:type="dxa"/>
+              <w:left w:w="120" w:type="dxa"/>
+              <w:right w:w="120" w:type="dxa"/>
             </w:tcMar>
           </w:tcPr>
           <w:p>
             <w:r>
               <w:rPr>
                 <w:color w:val="334155"/>
-                <w:sz w:val="17"/>
+                <w:sz w:val="16"/>
               </w:rPr>
-              <w:t>Out of Stock (OOS)</w:t>
+              <w:t>Out of Stock (OOS SKUs)</w:t>
             </w:r>
           </w:p>
         </w:tc>
@@ -2600,17 +3429,17 @@
             <w:tcW w:type="dxa" w:w="1728"/>
             <w:shd w:fill="FFFFFF"/>
             <w:tcMar>
-              <w:top w:w="80" w:type="dxa"/>
-              <w:bottom w:w="80" w:type="dxa"/>
-              <w:left w:w="140" w:type="dxa"/>
-              <w:right w:w="140" w:type="dxa"/>
+              <w:top w:w="70" w:type="dxa"/>
+              <w:bottom w:w="70" w:type="dxa"/>
+              <w:left w:w="120" w:type="dxa"/>
+              <w:right w:w="120" w:type="dxa"/>
             </w:tcMar>
           </w:tcPr>
           <w:p>
             <w:r>
               <w:rPr>
                 <w:color w:val="334155"/>
-                <w:sz w:val="17"/>
+                <w:sz w:val="16"/>
               </w:rPr>
               <w:t>595 Slots</w:t>
             </w:r>
@@ -2621,17 +3450,17 @@
             <w:tcW w:type="dxa" w:w="1728"/>
             <w:shd w:fill="FFFFFF"/>
             <w:tcMar>
-              <w:top w:w="80" w:type="dxa"/>
-              <w:bottom w:w="80" w:type="dxa"/>
-              <w:left w:w="140" w:type="dxa"/>
-              <w:right w:w="140" w:type="dxa"/>
+              <w:top w:w="70" w:type="dxa"/>
+              <w:bottom w:w="70" w:type="dxa"/>
+              <w:left w:w="120" w:type="dxa"/>
+              <w:right w:w="120" w:type="dxa"/>
             </w:tcMar>
           </w:tcPr>
           <w:p>
             <w:r>
               <w:rPr>
                 <w:color w:val="334155"/>
-                <w:sz w:val="17"/>
+                <w:sz w:val="16"/>
               </w:rPr>
               <w:t>0.52%</w:t>
             </w:r>
@@ -2642,19 +3471,19 @@
             <w:tcW w:type="dxa" w:w="1728"/>
             <w:shd w:fill="FFFFFF"/>
             <w:tcMar>
-              <w:top w:w="80" w:type="dxa"/>
-              <w:bottom w:w="80" w:type="dxa"/>
-              <w:left w:w="140" w:type="dxa"/>
-              <w:right w:w="140" w:type="dxa"/>
+              <w:top w:w="70" w:type="dxa"/>
+              <w:bottom w:w="70" w:type="dxa"/>
+              <w:left w:w="120" w:type="dxa"/>
+              <w:right w:w="120" w:type="dxa"/>
             </w:tcMar>
           </w:tcPr>
           <w:p>
             <w:r>
               <w:rPr>
                 <w:color w:val="334155"/>
-                <w:sz w:val="17"/>
+                <w:sz w:val="16"/>
               </w:rPr>
-              <w:t>Immediate revenue loss risk</w:t>
+              <w:t>Critical</w:t>
             </w:r>
           </w:p>
         </w:tc>
@@ -2663,19 +3492,19 @@
             <w:tcW w:type="dxa" w:w="1728"/>
             <w:shd w:fill="FFFFFF"/>
             <w:tcMar>
-              <w:top w:w="80" w:type="dxa"/>
-              <w:bottom w:w="80" w:type="dxa"/>
-              <w:left w:w="140" w:type="dxa"/>
-              <w:right w:w="140" w:type="dxa"/>
+              <w:top w:w="70" w:type="dxa"/>
+              <w:bottom w:w="70" w:type="dxa"/>
+              <w:left w:w="120" w:type="dxa"/>
+              <w:right w:w="120" w:type="dxa"/>
             </w:tcMar>
           </w:tcPr>
           <w:p>
             <w:r>
               <w:rPr>
                 <w:color w:val="334155"/>
-                <w:sz w:val="17"/>
+                <w:sz w:val="16"/>
               </w:rPr>
-              <w:t>Priority expedited restock</w:t>
+              <w:t>Expedited vendor replenishment</w:t>
             </w:r>
           </w:p>
         </w:tc>
@@ -2686,19 +3515,19 @@
             <w:tcW w:type="dxa" w:w="1728"/>
             <w:shd w:fill="F8FAFC"/>
             <w:tcMar>
-              <w:top w:w="80" w:type="dxa"/>
-              <w:bottom w:w="80" w:type="dxa"/>
-              <w:left w:w="140" w:type="dxa"/>
-              <w:right w:w="140" w:type="dxa"/>
+              <w:top w:w="70" w:type="dxa"/>
+              <w:bottom w:w="70" w:type="dxa"/>
+              <w:left w:w="120" w:type="dxa"/>
+              <w:right w:w="120" w:type="dxa"/>
             </w:tcMar>
           </w:tcPr>
           <w:p>
             <w:r>
               <w:rPr>
                 <w:color w:val="334155"/>
-                <w:sz w:val="17"/>
+                <w:sz w:val="16"/>
               </w:rPr>
-              <w:t>Factory Work Orders</w:t>
+              <w:t>North DC Hub (Delhi)</w:t>
             </w:r>
           </w:p>
         </w:tc>
@@ -2707,19 +3536,19 @@
             <w:tcW w:type="dxa" w:w="1728"/>
             <w:shd w:fill="F8FAFC"/>
             <w:tcMar>
-              <w:top w:w="80" w:type="dxa"/>
-              <w:bottom w:w="80" w:type="dxa"/>
-              <w:left w:w="140" w:type="dxa"/>
-              <w:right w:w="140" w:type="dxa"/>
+              <w:top w:w="70" w:type="dxa"/>
+              <w:bottom w:w="70" w:type="dxa"/>
+              <w:left w:w="120" w:type="dxa"/>
+              <w:right w:w="120" w:type="dxa"/>
             </w:tcMar>
           </w:tcPr>
           <w:p>
             <w:r>
               <w:rPr>
                 <w:color w:val="334155"/>
-                <w:sz w:val="17"/>
+                <w:sz w:val="16"/>
               </w:rPr>
-              <w:t>15,000 Batches</w:t>
+              <w:t>220,000 Sq Ft</w:t>
             </w:r>
           </w:p>
         </w:tc>
@@ -2728,19 +3557,19 @@
             <w:tcW w:type="dxa" w:w="1728"/>
             <w:shd w:fill="F8FAFC"/>
             <w:tcMar>
-              <w:top w:w="80" w:type="dxa"/>
-              <w:bottom w:w="80" w:type="dxa"/>
-              <w:left w:w="140" w:type="dxa"/>
-              <w:right w:w="140" w:type="dxa"/>
+              <w:top w:w="70" w:type="dxa"/>
+              <w:bottom w:w="70" w:type="dxa"/>
+              <w:left w:w="120" w:type="dxa"/>
+              <w:right w:w="120" w:type="dxa"/>
             </w:tcMar>
           </w:tcPr>
           <w:p>
             <w:r>
               <w:rPr>
                 <w:color w:val="334155"/>
-                <w:sz w:val="17"/>
+                <w:sz w:val="16"/>
               </w:rPr>
-              <w:t>100.00%</w:t>
+              <w:t>88.40% Utilized</w:t>
             </w:r>
           </w:p>
         </w:tc>
@@ -2749,19 +3578,19 @@
             <w:tcW w:type="dxa" w:w="1728"/>
             <w:shd w:fill="F8FAFC"/>
             <w:tcMar>
-              <w:top w:w="80" w:type="dxa"/>
-              <w:bottom w:w="80" w:type="dxa"/>
-              <w:left w:w="140" w:type="dxa"/>
-              <w:right w:w="140" w:type="dxa"/>
+              <w:top w:w="70" w:type="dxa"/>
+              <w:bottom w:w="70" w:type="dxa"/>
+              <w:left w:w="120" w:type="dxa"/>
+              <w:right w:w="120" w:type="dxa"/>
             </w:tcMar>
           </w:tcPr>
           <w:p>
             <w:r>
               <w:rPr>
                 <w:color w:val="334155"/>
-                <w:sz w:val="17"/>
+                <w:sz w:val="16"/>
               </w:rPr>
-              <w:t>25.19M finished units</w:t>
+              <w:t>Near Capacity</w:t>
             </w:r>
           </w:p>
         </w:tc>
@@ -2770,19 +3599,19 @@
             <w:tcW w:type="dxa" w:w="1728"/>
             <w:shd w:fill="F8FAFC"/>
             <w:tcMar>
-              <w:top w:w="80" w:type="dxa"/>
-              <w:bottom w:w="80" w:type="dxa"/>
-              <w:left w:w="140" w:type="dxa"/>
-              <w:right w:w="140" w:type="dxa"/>
+              <w:top w:w="70" w:type="dxa"/>
+              <w:bottom w:w="70" w:type="dxa"/>
+              <w:left w:w="120" w:type="dxa"/>
+              <w:right w:w="120" w:type="dxa"/>
             </w:tcMar>
           </w:tcPr>
           <w:p>
             <w:r>
               <w:rPr>
                 <w:color w:val="334155"/>
-                <w:sz w:val="17"/>
+                <w:sz w:val="16"/>
               </w:rPr>
-              <w:t>Scheduled line balancing</w:t>
+              <w:t>Expand buffer overflow space</w:t>
             </w:r>
           </w:p>
         </w:tc>
@@ -2793,19 +3622,19 @@
             <w:tcW w:type="dxa" w:w="1728"/>
             <w:shd w:fill="FFFFFF"/>
             <w:tcMar>
-              <w:top w:w="80" w:type="dxa"/>
-              <w:bottom w:w="80" w:type="dxa"/>
-              <w:left w:w="140" w:type="dxa"/>
-              <w:right w:w="140" w:type="dxa"/>
+              <w:top w:w="70" w:type="dxa"/>
+              <w:bottom w:w="70" w:type="dxa"/>
+              <w:left w:w="120" w:type="dxa"/>
+              <w:right w:w="120" w:type="dxa"/>
             </w:tcMar>
           </w:tcPr>
           <w:p>
             <w:r>
               <w:rPr>
                 <w:color w:val="334155"/>
-                <w:sz w:val="17"/>
+                <w:sz w:val="16"/>
               </w:rPr>
-              <w:t>Rejected Defect Units</w:t>
+              <w:t>South DC Hub (Bangalore)</w:t>
             </w:r>
           </w:p>
         </w:tc>
@@ -2814,19 +3643,19 @@
             <w:tcW w:type="dxa" w:w="1728"/>
             <w:shd w:fill="FFFFFF"/>
             <w:tcMar>
-              <w:top w:w="80" w:type="dxa"/>
-              <w:bottom w:w="80" w:type="dxa"/>
-              <w:left w:w="140" w:type="dxa"/>
-              <w:right w:w="140" w:type="dxa"/>
+              <w:top w:w="70" w:type="dxa"/>
+              <w:bottom w:w="70" w:type="dxa"/>
+              <w:left w:w="120" w:type="dxa"/>
+              <w:right w:w="120" w:type="dxa"/>
             </w:tcMar>
           </w:tcPr>
           <w:p>
             <w:r>
               <w:rPr>
                 <w:color w:val="334155"/>
-                <w:sz w:val="17"/>
+                <w:sz w:val="16"/>
               </w:rPr>
-              <w:t>640,075 Units</w:t>
+              <w:t>190,000 Sq Ft</w:t>
             </w:r>
           </w:p>
         </w:tc>
@@ -2835,19 +3664,19 @@
             <w:tcW w:type="dxa" w:w="1728"/>
             <w:shd w:fill="FFFFFF"/>
             <w:tcMar>
-              <w:top w:w="80" w:type="dxa"/>
-              <w:bottom w:w="80" w:type="dxa"/>
-              <w:left w:w="140" w:type="dxa"/>
-              <w:right w:w="140" w:type="dxa"/>
+              <w:top w:w="70" w:type="dxa"/>
+              <w:bottom w:w="70" w:type="dxa"/>
+              <w:left w:w="120" w:type="dxa"/>
+              <w:right w:w="120" w:type="dxa"/>
             </w:tcMar>
           </w:tcPr>
           <w:p>
             <w:r>
               <w:rPr>
                 <w:color w:val="334155"/>
-                <w:sz w:val="17"/>
+                <w:sz w:val="16"/>
               </w:rPr>
-              <w:t>2.54% Scrap Rate</w:t>
+              <w:t>82.10% Utilized</w:t>
             </w:r>
           </w:p>
         </w:tc>
@@ -2856,19 +3685,19 @@
             <w:tcW w:type="dxa" w:w="1728"/>
             <w:shd w:fill="FFFFFF"/>
             <w:tcMar>
-              <w:top w:w="80" w:type="dxa"/>
-              <w:bottom w:w="80" w:type="dxa"/>
-              <w:left w:w="140" w:type="dxa"/>
-              <w:right w:w="140" w:type="dxa"/>
+              <w:top w:w="70" w:type="dxa"/>
+              <w:bottom w:w="70" w:type="dxa"/>
+              <w:left w:w="120" w:type="dxa"/>
+              <w:right w:w="120" w:type="dxa"/>
             </w:tcMar>
           </w:tcPr>
           <w:p>
             <w:r>
               <w:rPr>
                 <w:color w:val="334155"/>
-                <w:sz w:val="17"/>
+                <w:sz w:val="16"/>
               </w:rPr>
-              <w:t>Within tolerance (&lt; 3.0%)</w:t>
+              <w:t>Healthy</w:t>
             </w:r>
           </w:p>
         </w:tc>
@@ -2877,19 +3706,126 @@
             <w:tcW w:type="dxa" w:w="1728"/>
             <w:shd w:fill="FFFFFF"/>
             <w:tcMar>
-              <w:top w:w="80" w:type="dxa"/>
-              <w:bottom w:w="80" w:type="dxa"/>
-              <w:left w:w="140" w:type="dxa"/>
-              <w:right w:w="140" w:type="dxa"/>
+              <w:top w:w="70" w:type="dxa"/>
+              <w:bottom w:w="70" w:type="dxa"/>
+              <w:left w:w="120" w:type="dxa"/>
+              <w:right w:w="120" w:type="dxa"/>
             </w:tcMar>
           </w:tcPr>
           <w:p>
             <w:r>
               <w:rPr>
                 <w:color w:val="334155"/>
-                <w:sz w:val="17"/>
+                <w:sz w:val="16"/>
               </w:rPr>
-              <w:t>Calibrate Line #4 &amp; #8</w:t>
+              <w:t>Standard regional routing</w:t>
+            </w:r>
+          </w:p>
+        </w:tc>
+      </w:tr>
+      <w:tr>
+        <w:tc>
+          <w:tcPr>
+            <w:tcW w:type="dxa" w:w="1728"/>
+            <w:shd w:fill="F8FAFC"/>
+            <w:tcMar>
+              <w:top w:w="70" w:type="dxa"/>
+              <w:bottom w:w="70" w:type="dxa"/>
+              <w:left w:w="120" w:type="dxa"/>
+              <w:right w:w="120" w:type="dxa"/>
+            </w:tcMar>
+          </w:tcPr>
+          <w:p>
+            <w:r>
+              <w:rPr>
+                <w:color w:val="334155"/>
+                <w:sz w:val="16"/>
+              </w:rPr>
+              <w:t>Manufacturing Scrap Yield</w:t>
+            </w:r>
+          </w:p>
+        </w:tc>
+        <w:tc>
+          <w:tcPr>
+            <w:tcW w:type="dxa" w:w="1728"/>
+            <w:shd w:fill="F8FAFC"/>
+            <w:tcMar>
+              <w:top w:w="70" w:type="dxa"/>
+              <w:bottom w:w="70" w:type="dxa"/>
+              <w:left w:w="120" w:type="dxa"/>
+              <w:right w:w="120" w:type="dxa"/>
+            </w:tcMar>
+          </w:tcPr>
+          <w:p>
+            <w:r>
+              <w:rPr>
+                <w:color w:val="334155"/>
+                <w:sz w:val="16"/>
+              </w:rPr>
+              <w:t>25.19M Units</w:t>
+            </w:r>
+          </w:p>
+        </w:tc>
+        <w:tc>
+          <w:tcPr>
+            <w:tcW w:type="dxa" w:w="1728"/>
+            <w:shd w:fill="F8FAFC"/>
+            <w:tcMar>
+              <w:top w:w="70" w:type="dxa"/>
+              <w:bottom w:w="70" w:type="dxa"/>
+              <w:left w:w="120" w:type="dxa"/>
+              <w:right w:w="120" w:type="dxa"/>
+            </w:tcMar>
+          </w:tcPr>
+          <w:p>
+            <w:r>
+              <w:rPr>
+                <w:color w:val="334155"/>
+                <w:sz w:val="16"/>
+              </w:rPr>
+              <w:t>2.54% Scrap</w:t>
+            </w:r>
+          </w:p>
+        </w:tc>
+        <w:tc>
+          <w:tcPr>
+            <w:tcW w:type="dxa" w:w="1728"/>
+            <w:shd w:fill="F8FAFC"/>
+            <w:tcMar>
+              <w:top w:w="70" w:type="dxa"/>
+              <w:bottom w:w="70" w:type="dxa"/>
+              <w:left w:w="120" w:type="dxa"/>
+              <w:right w:w="120" w:type="dxa"/>
+            </w:tcMar>
+          </w:tcPr>
+          <w:p>
+            <w:r>
+              <w:rPr>
+                <w:color w:val="334155"/>
+                <w:sz w:val="16"/>
+              </w:rPr>
+              <w:t>Within Target</w:t>
+            </w:r>
+          </w:p>
+        </w:tc>
+        <w:tc>
+          <w:tcPr>
+            <w:tcW w:type="dxa" w:w="1728"/>
+            <w:shd w:fill="F8FAFC"/>
+            <w:tcMar>
+              <w:top w:w="70" w:type="dxa"/>
+              <w:bottom w:w="70" w:type="dxa"/>
+              <w:left w:w="120" w:type="dxa"/>
+              <w:right w:w="120" w:type="dxa"/>
+            </w:tcMar>
+          </w:tcPr>
+          <w:p>
+            <w:r>
+              <w:rPr>
+                <w:color w:val="334155"/>
+                <w:sz w:val="16"/>
+              </w:rPr>
+              <w:t>Calibrate Line 4 and Line 8</w:t>
             </w:r>
           </w:p>
         </w:tc>
@@ -2897,7 +3833,7 @@
     </w:tbl>
     <w:p>
       <w:pPr>
-        <w:spacing w:after="200"/>
+        <w:spacing w:after="160"/>
       </w:pPr>
     </w:p>
     <w:p>
@@ -2908,7 +3844,7 @@
         <w:rPr>
           <w:b/>
           <w:color w:val="1E293B"/>
-          <w:sz w:val="28"/>
+          <w:sz w:val="26"/>
         </w:rPr>
         <w:t>Authoritative Production SQL Queries</w:t>
       </w:r>
@@ -2918,12 +3854,12 @@
         <w:rPr>
           <w:b/>
         </w:rPr>
-        <w:t>SQL 2.1: Commercial Delivered Revenue &amp; Order Summary (Grain: Aggregated Order Grain)</w:t>
+        <w:t>SQL 2.1: Top 8 Brand Partners by Commercial Delivered Sales (Grain: Brand Master Grain)</w:t>
       </w:r>
     </w:p>
     <w:p>
       <w:r>
-        <w:t>Business Purpose: Computes top-line net sales, order count, AOV, gross total, and absorbed promotional discounts.</w:t>
+        <w:t>Business Purpose: Ranks commercial brand partners by net revenue generated across delivered sales.</w:t>
       </w:r>
     </w:p>
     <w:tbl>
@@ -2941,10 +3877,10 @@
             <w:tcW w:type="dxa" w:w="8640"/>
             <w:shd w:fill="F1F5F9"/>
             <w:tcMar>
-              <w:top w:w="120" w:type="dxa"/>
-              <w:bottom w:w="120" w:type="dxa"/>
-              <w:left w:w="160" w:type="dxa"/>
-              <w:right w:w="160" w:type="dxa"/>
+              <w:top w:w="100" w:type="dxa"/>
+              <w:bottom w:w="100" w:type="dxa"/>
+              <w:left w:w="140" w:type="dxa"/>
+              <w:right w:w="140" w:type="dxa"/>
             </w:tcMar>
           </w:tcPr>
           <w:p>
@@ -2955,25 +3891,25 @@
               <w:rPr>
                 <w:rFonts w:ascii="Consolas" w:hAnsi="Consolas"/>
                 <w:color w:val="1E293B"/>
-                <w:sz w:val="17"/>
+                <w:sz w:val="16"/>
               </w:rPr>
-              <w:t xml:space="preserve">SELECT </w:t>
+              <w:t>SELECT b.brand_name, COUNT(DISTINCT o.order_id) AS delivered_orders,</w:t>
               <w:br/>
-              <w:t xml:space="preserve">    COUNT(order_id) AS delivered_orders,</w:t>
+              <w:t xml:space="preserve">    ROUND(SUM(oi.net_amount) / 10000000.0, 2) AS sales_crores,</w:t>
               <w:br/>
-              <w:t xml:space="preserve">    ROUND(SUM(net_total), 2) AS total_net_revenue,</w:t>
+              <w:t xml:space="preserve">    ROUND(SUM(oi.net_amount) / SUM(SUM(oi.net_amount)) OVER () * 100, 2) AS share_pct</w:t>
               <w:br/>
-              <w:t xml:space="preserve">    ROUND(SUM(net_total) / 10000000.0, 2) AS revenue_crores,</w:t>
+              <w:t>FROM sales.order_items oi</w:t>
               <w:br/>
-              <w:t xml:space="preserve">    ROUND(AVG(net_total), 2) AS aov,</w:t>
+              <w:t>JOIN sales.orders o ON oi.order_id = o.order_id</w:t>
               <w:br/>
-              <w:t xml:space="preserve">    ROUND(SUM(gross_total), 2) AS total_gross_revenue,</w:t>
+              <w:t>JOIN products.products p ON oi.prod_id = p.product_id</w:t>
               <w:br/>
-              <w:t xml:space="preserve">    ROUND(SUM(discount_amount), 2) AS total_discounts</w:t>
+              <w:t>JOIN core.dim_brand b ON p.brand_id = b.brand_id</w:t>
               <w:br/>
-              <w:t>FROM sales.orders</w:t>
+              <w:t>WHERE o.order_status = 'Delivered'</w:t>
               <w:br/>
-              <w:t>WHERE order_status = 'Delivered';</w:t>
+              <w:t>GROUP BY b.brand_name ORDER BY sales_crores DESC LIMIT 8;</w:t>
             </w:r>
           </w:p>
         </w:tc>
@@ -2981,7 +3917,7 @@
     </w:tbl>
     <w:p>
       <w:pPr>
-        <w:spacing w:after="160"/>
+        <w:spacing w:after="120"/>
       </w:pPr>
     </w:p>
     <w:p>
@@ -2989,12 +3925,12 @@
         <w:rPr>
           <w:b/>
         </w:rPr>
-        <w:t>SQL 2.2: Product Category Gross Margins &amp; COGS Breakdown (Grain: Product Category Grain)</w:t>
+        <w:t>SQL 2.2: Order Basket Size Tier Spread (Grain: Order Ticket Bracket Grain)</w:t>
       </w:r>
     </w:p>
     <w:p>
       <w:r>
-        <w:t>Business Purpose: Analyzes revenue, cost of goods sold (COGS), gross profit, and margin percentages across categories.</w:t>
+        <w:t>Business Purpose: Categorizes delivered checkout baskets into economic price tiers.</w:t>
       </w:r>
     </w:p>
     <w:tbl>
@@ -3012,10 +3948,10 @@
             <w:tcW w:type="dxa" w:w="8640"/>
             <w:shd w:fill="F1F5F9"/>
             <w:tcMar>
-              <w:top w:w="120" w:type="dxa"/>
-              <w:bottom w:w="120" w:type="dxa"/>
-              <w:left w:w="160" w:type="dxa"/>
-              <w:right w:w="160" w:type="dxa"/>
+              <w:top w:w="100" w:type="dxa"/>
+              <w:bottom w:w="100" w:type="dxa"/>
+              <w:left w:w="140" w:type="dxa"/>
+              <w:right w:w="140" w:type="dxa"/>
             </w:tcMar>
           </w:tcPr>
           <w:p>
@@ -3026,39 +3962,31 @@
               <w:rPr>
                 <w:rFonts w:ascii="Consolas" w:hAnsi="Consolas"/>
                 <w:color w:val="1E293B"/>
-                <w:sz w:val="17"/>
+                <w:sz w:val="16"/>
               </w:rPr>
               <w:t xml:space="preserve">SELECT </w:t>
               <w:br/>
-              <w:t xml:space="preserve">    c.category_name,</w:t>
+              <w:t xml:space="preserve">    CASE </w:t>
               <w:br/>
-              <w:t xml:space="preserve">    COUNT(DISTINCT oi.order_id) AS order_count,</w:t>
+              <w:t xml:space="preserve">        WHEN net_total &lt; 25000 THEN '&lt; ₹25k (Entry)'</w:t>
               <w:br/>
-              <w:t xml:space="preserve">    SUM(oi.quantity) AS total_units_sold,</w:t>
+              <w:t xml:space="preserve">        WHEN net_total BETWEEN 25000 AND 50000 THEN '₹25k - ₹50k (Mid)'</w:t>
               <w:br/>
-              <w:t xml:space="preserve">    ROUND(SUM(oi.net_amount), 2) AS net_revenue,</w:t>
+              <w:t xml:space="preserve">        WHEN net_total BETWEEN 50000 AND 100000 THEN '₹50k - ₹100k (Core)'</w:t>
               <w:br/>
-              <w:t xml:space="preserve">    ROUND(SUM(oi.quantity * p.cost_price), 2) AS cogs,</w:t>
+              <w:t xml:space="preserve">        WHEN net_total BETWEEN 100000 AND 200000 THEN '₹100k - ₹200k (Premium)'</w:t>
               <w:br/>
-              <w:t xml:space="preserve">    ROUND(SUM(oi.net_amount) - SUM(oi.quantity * p.cost_price), 2) AS gross_profit,</w:t>
+              <w:t xml:space="preserve">        ELSE '&gt; ₹200k (VIP Tier)'</w:t>
               <w:br/>
-              <w:t xml:space="preserve">    ROUND((SUM(oi.net_amount) - SUM(oi.quantity * p.cost_price)) / NULLIF(SUM(oi.net_amount), 0) * 100, 2) AS gross_margin_pct</w:t>
+              <w:t xml:space="preserve">    END AS basket_tier,</w:t>
               <w:br/>
-              <w:t>FROM sales.order_items oi</w:t>
+              <w:t xml:space="preserve">    COUNT(order_id) AS order_volume,</w:t>
               <w:br/>
-              <w:t>JOIN sales.orders o ON oi.order_id = o.order_id</w:t>
+              <w:t xml:space="preserve">    ROUND(SUM(net_total) / 10000000.0, 2) AS revenue_crores</w:t>
               <w:br/>
-              <w:t>JOIN products.products p ON oi.prod_id = p.product_id</w:t>
+              <w:t>FROM sales.orders WHERE order_status = 'Delivered'</w:t>
               <w:br/>
-              <w:t>JOIN core.dim_brand b ON p.brand_id = b.brand_id</w:t>
-              <w:br/>
-              <w:t>JOIN core.dim_category c ON b.category_id = c.category_id</w:t>
-              <w:br/>
-              <w:t>WHERE o.order_status = 'Delivered'</w:t>
-              <w:br/>
-              <w:t>GROUP BY c.category_name</w:t>
-              <w:br/>
-              <w:t>ORDER BY net_revenue DESC;</w:t>
+              <w:t>GROUP BY 1 ORDER BY MIN(net_total);</w:t>
             </w:r>
           </w:p>
         </w:tc>
@@ -3066,159 +3994,7 @@
     </w:tbl>
     <w:p>
       <w:pPr>
-        <w:spacing w:after="160"/>
-      </w:pPr>
-    </w:p>
-    <w:p>
-      <w:r>
-        <w:rPr>
-          <w:b/>
-        </w:rPr>
-        <w:t>SQL 2.3: Customer RFM Behavioral Segmentation Distribution (Grain: RFM Segment Grain)</w:t>
-      </w:r>
-    </w:p>
-    <w:p>
-      <w:r>
-        <w:t>Business Purpose: Profiles customer distribution, average recency, order frequency, and monetary spend across RFM segments.</w:t>
-      </w:r>
-    </w:p>
-    <w:tbl>
-      <w:tblPr>
-        <w:tblW w:type="auto" w:w="0"/>
-        <w:jc w:val="center"/>
-        <w:tblLook w:firstColumn="1" w:firstRow="1" w:lastColumn="0" w:lastRow="0" w:noHBand="0" w:noVBand="1" w:val="04A0"/>
-      </w:tblPr>
-      <w:tblGrid>
-        <w:gridCol w:w="8640"/>
-      </w:tblGrid>
-      <w:tr>
-        <w:tc>
-          <w:tcPr>
-            <w:tcW w:type="dxa" w:w="8640"/>
-            <w:shd w:fill="F1F5F9"/>
-            <w:tcMar>
-              <w:top w:w="120" w:type="dxa"/>
-              <w:bottom w:w="120" w:type="dxa"/>
-              <w:left w:w="160" w:type="dxa"/>
-              <w:right w:w="160" w:type="dxa"/>
-            </w:tcMar>
-          </w:tcPr>
-          <w:p>
-            <w:pPr>
-              <w:spacing w:after="0"/>
-            </w:pPr>
-            <w:r>
-              <w:rPr>
-                <w:rFonts w:ascii="Consolas" w:hAnsi="Consolas"/>
-                <w:color w:val="1E293B"/>
-                <w:sz w:val="17"/>
-              </w:rPr>
-              <w:t xml:space="preserve">SELECT </w:t>
-              <w:br/>
-              <w:t xml:space="preserve">    rfm_segment,</w:t>
-              <w:br/>
-              <w:t xml:space="preserve">    COUNT(*) AS customer_count,</w:t>
-              <w:br/>
-              <w:t xml:space="preserve">    ROUND(AVG(recency_days), 1) AS avg_recency_days,</w:t>
-              <w:br/>
-              <w:t xml:space="preserve">    ROUND(AVG(order_frequency), 1) AS avg_order_frequency,</w:t>
-              <w:br/>
-              <w:t xml:space="preserve">    ROUND(SUM(monetary_value), 2) AS total_spend,</w:t>
-              <w:br/>
-              <w:t xml:space="preserve">    ROUND(SUM(monetary_value) / 10000000.0, 2) AS spend_crores,</w:t>
-              <w:br/>
-              <w:t xml:space="preserve">    ROUND(COUNT(*)::numeric / SUM(COUNT(*)) OVER () * 100, 2) AS customer_share_pct</w:t>
-              <w:br/>
-              <w:t>FROM analytics.vw_customer_rfm_scores</w:t>
-              <w:br/>
-              <w:t>GROUP BY rfm_segment</w:t>
-              <w:br/>
-              <w:t>ORDER BY total_spend DESC;</w:t>
-            </w:r>
-          </w:p>
-        </w:tc>
-      </w:tr>
-    </w:tbl>
-    <w:p>
-      <w:pPr>
-        <w:spacing w:after="160"/>
-      </w:pPr>
-    </w:p>
-    <w:p>
-      <w:r>
-        <w:rPr>
-          <w:b/>
-        </w:rPr>
-        <w:t>SQL 2.4: Manufacturing Production Lines &amp; Quality Scrap Rate (Grain: Production Line Grain)</w:t>
-      </w:r>
-    </w:p>
-    <w:p>
-      <w:r>
-        <w:t>Business Purpose: Identifies defect scrap rates and units rejected across all factory production lines.</w:t>
-      </w:r>
-    </w:p>
-    <w:tbl>
-      <w:tblPr>
-        <w:tblW w:type="auto" w:w="0"/>
-        <w:jc w:val="center"/>
-        <w:tblLook w:firstColumn="1" w:firstRow="1" w:lastColumn="0" w:lastRow="0" w:noHBand="0" w:noVBand="1" w:val="04A0"/>
-      </w:tblPr>
-      <w:tblGrid>
-        <w:gridCol w:w="8640"/>
-      </w:tblGrid>
-      <w:tr>
-        <w:tc>
-          <w:tcPr>
-            <w:tcW w:type="dxa" w:w="8640"/>
-            <w:shd w:fill="F1F5F9"/>
-            <w:tcMar>
-              <w:top w:w="120" w:type="dxa"/>
-              <w:bottom w:w="120" w:type="dxa"/>
-              <w:left w:w="160" w:type="dxa"/>
-              <w:right w:w="160" w:type="dxa"/>
-            </w:tcMar>
-          </w:tcPr>
-          <w:p>
-            <w:pPr>
-              <w:spacing w:after="0"/>
-            </w:pPr>
-            <w:r>
-              <w:rPr>
-                <w:rFonts w:ascii="Consolas" w:hAnsi="Consolas"/>
-                <w:color w:val="1E293B"/>
-                <w:sz w:val="17"/>
-              </w:rPr>
-              <w:t xml:space="preserve">SELECT </w:t>
-              <w:br/>
-              <w:t xml:space="preserve">    pl.line_name,</w:t>
-              <w:br/>
-              <w:t xml:space="preserve">    pl.supervisor_name,</w:t>
-              <w:br/>
-              <w:t xml:space="preserve">    COUNT(wo.work_order_id) AS batches_completed,</w:t>
-              <w:br/>
-              <w:t xml:space="preserve">    SUM(wo.quantity_produced) AS total_units_produced,</w:t>
-              <w:br/>
-              <w:t xml:space="preserve">    SUM(wo.rejected_quantity) AS total_units_rejected,</w:t>
-              <w:br/>
-              <w:t xml:space="preserve">    ROUND(SUM(wo.rejected_quantity)::numeric / NULLIF(SUM(wo.quantity_produced), 0) * 100, 2) AS scrap_rate_pct</w:t>
-              <w:br/>
-              <w:t>FROM manufacture.work_orders wo</w:t>
-              <w:br/>
-              <w:t>JOIN manufacture.production_lines pl ON wo.line_id = pl.line_id</w:t>
-              <w:br/>
-              <w:t>WHERE wo.status = 'Completed'</w:t>
-              <w:br/>
-              <w:t>GROUP BY pl.line_name, pl.supervisor_name</w:t>
-              <w:br/>
-              <w:t>ORDER BY scrap_rate_pct DESC;</w:t>
-            </w:r>
-          </w:p>
-        </w:tc>
-      </w:tr>
-    </w:tbl>
-    <w:p>
-      <w:pPr>
-        <w:spacing w:after="160"/>
+        <w:spacing w:after="120"/>
       </w:pPr>
     </w:p>
     <w:sectPr>
